--- a/算法训练材料/PA-3223/PA-3223 msds_CN 国彩_源文件留存.docx
+++ b/算法训练材料/PA-3223/PA-3223 msds_CN 国彩_源文件留存.docx
@@ -123,9 +123,6 @@
                 <w:ilvl w:val="1"/>
                 <w:numId w:val="0"/>
               </w:numPr>
-              <w:tabs>
-                <w:tab w:val="left" w:pos="459"/>
-              </w:tabs>
               <w:kinsoku/>
               <w:wordWrap/>
               <w:overflowPunct/>
@@ -259,9 +256,6 @@
               <w:keepLines w:val="0"/>
               <w:pageBreakBefore w:val="0"/>
               <w:widowControl w:val="0"/>
-              <w:tabs>
-                <w:tab w:val="left" w:pos="459"/>
-              </w:tabs>
               <w:kinsoku/>
               <w:wordWrap/>
               <w:overflowPunct/>
@@ -374,9 +368,6 @@
               <w:keepLines w:val="0"/>
               <w:pageBreakBefore w:val="0"/>
               <w:widowControl w:val="0"/>
-              <w:tabs>
-                <w:tab w:val="left" w:pos="459"/>
-              </w:tabs>
               <w:kinsoku/>
               <w:wordWrap/>
               <w:overflowPunct/>
@@ -493,10 +484,6 @@
                 <w:ilvl w:val="1"/>
                 <w:numId w:val="0"/>
               </w:numPr>
-              <w:tabs>
-                <w:tab w:val="left" w:pos="0"/>
-                <w:tab w:val="left" w:pos="459"/>
-              </w:tabs>
               <w:kinsoku/>
               <w:wordWrap/>
               <w:overflowPunct/>
@@ -643,9 +630,6 @@
                 <w:ilvl w:val="1"/>
                 <w:numId w:val="0"/>
               </w:numPr>
-              <w:tabs>
-                <w:tab w:val="left" w:pos="459"/>
-              </w:tabs>
               <w:kinsoku/>
               <w:wordWrap/>
               <w:overflowPunct/>
@@ -769,9 +753,6 @@
               <w:keepLines w:val="0"/>
               <w:pageBreakBefore w:val="0"/>
               <w:widowControl w:val="0"/>
-              <w:tabs>
-                <w:tab w:val="left" w:pos="459"/>
-              </w:tabs>
               <w:kinsoku/>
               <w:wordWrap/>
               <w:overflowPunct/>
@@ -885,9 +866,6 @@
               <w:keepLines w:val="0"/>
               <w:pageBreakBefore w:val="0"/>
               <w:widowControl w:val="0"/>
-              <w:tabs>
-                <w:tab w:val="left" w:pos="459"/>
-              </w:tabs>
               <w:kinsoku/>
               <w:wordWrap/>
               <w:overflowPunct/>
@@ -998,9 +976,6 @@
               <w:keepLines w:val="0"/>
               <w:pageBreakBefore w:val="0"/>
               <w:widowControl w:val="0"/>
-              <w:tabs>
-                <w:tab w:val="left" w:pos="459"/>
-              </w:tabs>
               <w:kinsoku/>
               <w:wordWrap/>
               <w:overflowPunct/>
@@ -1112,9 +1087,6 @@
               <w:keepLines w:val="0"/>
               <w:pageBreakBefore w:val="0"/>
               <w:widowControl w:val="0"/>
-              <w:tabs>
-                <w:tab w:val="left" w:pos="459"/>
-              </w:tabs>
               <w:kinsoku/>
               <w:wordWrap/>
               <w:overflowPunct/>
@@ -1297,417 +1269,469 @@
         </w:trPr>
         <w:tc>
           <w:tcPr>
-            <w:tcW w:w="3519" w:type="dxa"/>
+            <w:tcW w:w="9795" w:type="dxa"/>
+            <w:gridSpan w:val="2"/>
+            <w:vAlign w:val="center"/>
             <w:tcBorders>
               <w:top w:val="dotted" w:color="auto" w:sz="4" w:space="0"/>
               <w:bottom w:val="dotted" w:color="auto" w:sz="4" w:space="0"/>
               <w:right w:val="dotted" w:color="auto" w:sz="4" w:space="0"/>
             </w:tcBorders>
-            <w:vAlign w:val="center"/>
-          </w:tcPr>
-          <w:p>
-            <w:pPr>
-              <w:keepNext w:val="0"/>
-              <w:keepLines w:val="0"/>
-              <w:pageBreakBefore w:val="0"/>
-              <w:widowControl w:val="0"/>
-              <w:numPr>
-                <w:ilvl w:val="1"/>
-                <w:numId w:val="0"/>
-              </w:numPr>
-              <w:tabs>
-                <w:tab w:val="left" w:pos="459"/>
-              </w:tabs>
-              <w:kinsoku/>
-              <w:wordWrap/>
-              <w:overflowPunct/>
-              <w:topLinePunct w:val="0"/>
-              <w:autoSpaceDE/>
-              <w:autoSpaceDN/>
-              <w:bidi w:val="0"/>
-              <w:adjustRightInd/>
-              <w:snapToGrid/>
-              <w:spacing w:line="300" w:lineRule="auto"/>
-              <w:ind w:left="457" w:leftChars="0" w:hanging="457" w:hangingChars="217"/>
-              <w:jc w:val="left"/>
-              <w:textAlignment w:val="auto"/>
-              <w:rPr>
-                <w:rFonts w:hint="eastAsia" w:hAnsi="Arial" w:cs="Arial"/>
-                <w:b/>
-                <w:bCs/>
-                <w:kern w:val="0"/>
-                <w:sz w:val="24"/>
-              </w:rPr>
-            </w:pPr>
-            <w:r>
-              <w:rPr>
-                <w:rFonts w:hint="eastAsia" w:hAnsi="Arial" w:cs="Times New Roman"/>
-                <w:b/>
-                <w:bCs/>
-                <w:kern w:val="0"/>
-                <w:sz w:val="21"/>
-                <w:szCs w:val="21"/>
-                <w:lang w:val="en-US" w:eastAsia="zh-CN" w:bidi="ar-SA"/>
-              </w:rPr>
-              <w:t>2</w:t>
-            </w:r>
-            <w:r>
-              <w:rPr>
-                <w:rFonts w:hint="default" w:ascii="Times New Roman" w:hAnsi="Arial" w:eastAsia="宋体" w:cs="Times New Roman"/>
-                <w:b/>
-                <w:bCs/>
-                <w:kern w:val="0"/>
-                <w:sz w:val="21"/>
-                <w:szCs w:val="21"/>
-                <w:lang w:val="en-US" w:eastAsia="zh-CN" w:bidi="ar-SA"/>
-              </w:rPr>
-              <w:t>.</w:t>
-            </w:r>
-            <w:r>
-              <w:rPr>
-                <w:rFonts w:hint="eastAsia" w:hAnsi="Arial" w:cs="Times New Roman"/>
-                <w:b/>
-                <w:bCs/>
-                <w:kern w:val="0"/>
-                <w:sz w:val="21"/>
-                <w:szCs w:val="21"/>
-                <w:lang w:val="en-US" w:eastAsia="zh-CN" w:bidi="ar-SA"/>
-              </w:rPr>
-              <w:t xml:space="preserve">1  </w:t>
-            </w:r>
-            <w:r>
-              <w:rPr>
-                <w:rFonts w:hint="eastAsia" w:hAnsi="Arial" w:cs="Arial"/>
-                <w:b/>
-                <w:bCs/>
-                <w:kern w:val="0"/>
-                <w:sz w:val="24"/>
-              </w:rPr>
-              <w:t>GHS标签要素：</w:t>
-            </w:r>
-          </w:p>
-        </w:tc>
-        <w:tc>
-          <w:tcPr>
-            <w:tcW w:w="6276" w:type="dxa"/>
-            <w:tcBorders>
-              <w:top w:val="dotted" w:color="auto" w:sz="4" w:space="0"/>
-              <w:left w:val="dotted" w:color="auto" w:sz="4" w:space="0"/>
-              <w:bottom w:val="dotted" w:color="auto" w:sz="4" w:space="0"/>
-            </w:tcBorders>
-            <w:vAlign w:val="center"/>
-          </w:tcPr>
-          <w:p>
-            <w:pPr>
-              <w:keepNext w:val="0"/>
-              <w:keepLines w:val="0"/>
-              <w:pageBreakBefore w:val="0"/>
-              <w:kinsoku/>
-              <w:wordWrap/>
-              <w:overflowPunct/>
-              <w:topLinePunct w:val="0"/>
-              <w:autoSpaceDE/>
-              <w:autoSpaceDN/>
-              <w:bidi w:val="0"/>
-              <w:adjustRightInd/>
-              <w:snapToGrid/>
-              <w:spacing w:line="300" w:lineRule="auto"/>
-              <w:jc w:val="left"/>
-              <w:textAlignment w:val="auto"/>
-              <w:rPr>
-                <w:rFonts w:hint="eastAsia" w:eastAsia="宋体"/>
-                <w:b w:val="0"/>
-                <w:bCs/>
-                <w:sz w:val="24"/>
-                <w:lang w:val="en-US" w:eastAsia="zh-CN"/>
-              </w:rPr>
-            </w:pPr>
-            <w:r>
-              <w:rPr>
-                <w:rFonts w:hint="eastAsia" w:eastAsia="宋体"/>
-                <w:b w:val="0"/>
-                <w:bCs w:val="0"/>
-                <w:sz w:val="24"/>
-                <w:szCs w:val="24"/>
-                <w:lang w:val="en-US" w:eastAsia="zh-CN"/>
-              </w:rPr>
-              <w:t/>
-            </w:r>
-          </w:p>
-        </w:tc>
-      </w:tr>
-      <w:tr>
-        <w:tblPrEx>
-          <w:tblBorders>
-            <w:top w:val="single" w:color="auto" w:sz="4" w:space="0"/>
-            <w:left w:val="single" w:color="auto" w:sz="4" w:space="0"/>
-            <w:bottom w:val="single" w:color="auto" w:sz="4" w:space="0"/>
-            <w:right w:val="single" w:color="auto" w:sz="4" w:space="0"/>
-            <w:insideH w:val="none" w:color="auto" w:sz="0" w:space="0"/>
-            <w:insideV w:val="none" w:color="auto" w:sz="0" w:space="0"/>
-          </w:tblBorders>
-          <w:tblCellMar>
-            <w:top w:w="0" w:type="dxa"/>
-            <w:left w:w="108" w:type="dxa"/>
-            <w:bottom w:w="0" w:type="dxa"/>
-            <w:right w:w="108" w:type="dxa"/>
-          </w:tblCellMar>
-        </w:tblPrEx>
-        <w:trPr>
-          <w:trHeight w:val="265" w:hRule="atLeast"/>
-        </w:trPr>
-        <w:tc>
-          <w:tcPr>
-            <w:tcW w:w="3519" w:type="dxa"/>
-            <w:tcBorders>
-              <w:top w:val="dotted" w:color="auto" w:sz="4" w:space="0"/>
-              <w:bottom w:val="dotted" w:color="auto" w:sz="4" w:space="0"/>
-              <w:right w:val="dotted" w:color="auto" w:sz="4" w:space="0"/>
-            </w:tcBorders>
-            <w:vAlign w:val="center"/>
-          </w:tcPr>
-          <w:p>
-            <w:pPr>
-              <w:keepNext w:val="0"/>
-              <w:keepLines w:val="0"/>
-              <w:pageBreakBefore w:val="0"/>
-              <w:widowControl w:val="0"/>
-              <w:numPr>
-                <w:ilvl w:val="1"/>
-                <w:numId w:val="0"/>
-              </w:numPr>
-              <w:tabs>
-                <w:tab w:val="left" w:pos="459"/>
-              </w:tabs>
-              <w:kinsoku/>
-              <w:wordWrap/>
-              <w:overflowPunct/>
-              <w:topLinePunct w:val="0"/>
-              <w:autoSpaceDE/>
-              <w:autoSpaceDN/>
-              <w:bidi w:val="0"/>
-              <w:adjustRightInd/>
-              <w:snapToGrid/>
-              <w:spacing w:line="300" w:lineRule="auto"/>
-              <w:ind w:firstLine="422" w:firstLineChars="200"/>
-              <w:jc w:val="left"/>
-              <w:textAlignment w:val="auto"/>
-              <w:rPr>
-                <w:rFonts w:hint="eastAsia" w:hAnsi="Arial" w:cs="Arial"/>
-                <w:b/>
-                <w:bCs/>
-                <w:kern w:val="0"/>
-                <w:sz w:val="24"/>
-              </w:rPr>
-            </w:pPr>
-            <w:r>
-              <w:rPr>
-                <w:rFonts w:hint="eastAsia" w:hAnsi="Arial" w:cs="Times New Roman"/>
-                <w:b/>
-                <w:bCs/>
-                <w:kern w:val="0"/>
-                <w:sz w:val="21"/>
-                <w:szCs w:val="21"/>
-                <w:lang w:val="en-US" w:eastAsia="zh-CN" w:bidi="ar-SA"/>
-              </w:rPr>
-              <w:t xml:space="preserve"> </w:t>
-            </w:r>
-            <w:r>
-              <w:rPr>
-                <w:rFonts w:hint="eastAsia" w:hAnsi="Arial" w:cs="Arial"/>
-                <w:b/>
-                <w:bCs/>
-                <w:kern w:val="0"/>
-                <w:sz w:val="24"/>
-              </w:rPr>
-              <w:t>GHS象形图：</w:t>
-            </w:r>
-          </w:p>
-        </w:tc>
-        <w:tc>
-          <w:tcPr>
-            <w:tcW w:w="6276" w:type="dxa"/>
-            <w:tcBorders>
-              <w:top w:val="dotted" w:color="auto" w:sz="4" w:space="0"/>
-              <w:left w:val="dotted" w:color="auto" w:sz="4" w:space="0"/>
-              <w:bottom w:val="dotted" w:color="auto" w:sz="4" w:space="0"/>
-            </w:tcBorders>
-            <w:vAlign w:val="center"/>
-          </w:tcPr>
-          <w:p>
-            <w:pPr>
-              <w:keepNext w:val="0"/>
-              <w:keepLines w:val="0"/>
-              <w:pageBreakBefore w:val="0"/>
-              <w:kinsoku/>
-              <w:wordWrap/>
-              <w:overflowPunct/>
-              <w:topLinePunct w:val="0"/>
-              <w:autoSpaceDE/>
-              <w:autoSpaceDN/>
-              <w:bidi w:val="0"/>
-              <w:adjustRightInd/>
-              <w:snapToGrid/>
-              <w:spacing w:line="300" w:lineRule="auto"/>
-              <w:jc w:val="left"/>
-              <w:textAlignment w:val="auto"/>
-              <w:rPr>
-                <w:rFonts w:hint="default" w:eastAsia="宋体"/>
-                <w:b w:val="0"/>
-                <w:bCs/>
-                <w:sz w:val="24"/>
-                <w:lang w:val="en-US" w:eastAsia="zh-CN"/>
-              </w:rPr>
-            </w:pPr>
-            <w:r>
-              <w:rPr>
-                <w:rFonts w:hint="eastAsia" w:eastAsia="宋体"/>
-                <w:b w:val="0"/>
-                <w:bCs w:val="0"/>
-                <w:sz w:val="24"/>
-                <w:szCs w:val="24"/>
-                <w:lang w:val="en-US" w:eastAsia="zh-CN"/>
-              </w:rPr>
-              <w:t/>
-            </w:r>
-          </w:p>
-        </w:tc>
-      </w:tr>
-      <w:tr>
-        <w:tblPrEx>
-          <w:tblBorders>
-            <w:top w:val="single" w:color="auto" w:sz="4" w:space="0"/>
-            <w:left w:val="single" w:color="auto" w:sz="4" w:space="0"/>
-            <w:bottom w:val="single" w:color="auto" w:sz="4" w:space="0"/>
-            <w:right w:val="single" w:color="auto" w:sz="4" w:space="0"/>
-            <w:insideH w:val="none" w:color="auto" w:sz="0" w:space="0"/>
-            <w:insideV w:val="none" w:color="auto" w:sz="0" w:space="0"/>
-          </w:tblBorders>
-          <w:tblCellMar>
-            <w:top w:w="0" w:type="dxa"/>
-            <w:left w:w="108" w:type="dxa"/>
-            <w:bottom w:w="0" w:type="dxa"/>
-            <w:right w:w="108" w:type="dxa"/>
-          </w:tblCellMar>
-        </w:tblPrEx>
-        <w:trPr>
-          <w:trHeight w:val="265" w:hRule="atLeast"/>
-        </w:trPr>
-        <w:tc>
-          <w:tcPr>
-            <w:tcW w:w="3519" w:type="dxa"/>
-            <w:tcBorders>
-              <w:top w:val="dotted" w:color="auto" w:sz="4" w:space="0"/>
-              <w:bottom w:val="single" w:color="auto" w:sz="4" w:space="0"/>
-              <w:right w:val="dotted" w:color="auto" w:sz="4" w:space="0"/>
-            </w:tcBorders>
-            <w:shd w:val="clear" w:color="auto" w:fill="auto"/>
-            <w:vAlign w:val="center"/>
-          </w:tcPr>
-          <w:p>
-            <w:pPr>
-              <w:keepNext w:val="0"/>
-              <w:keepLines w:val="0"/>
-              <w:pageBreakBefore w:val="0"/>
-              <w:widowControl w:val="0"/>
-              <w:numPr>
-                <w:ilvl w:val="1"/>
-                <w:numId w:val="0"/>
-              </w:numPr>
-              <w:tabs>
-                <w:tab w:val="left" w:pos="0"/>
-                <w:tab w:val="left" w:pos="459"/>
-              </w:tabs>
-              <w:kinsoku/>
-              <w:wordWrap/>
-              <w:overflowPunct/>
-              <w:topLinePunct w:val="0"/>
-              <w:autoSpaceDE/>
-              <w:autoSpaceDN/>
-              <w:bidi w:val="0"/>
-              <w:adjustRightInd/>
-              <w:snapToGrid/>
-              <w:spacing w:line="300" w:lineRule="auto"/>
-              <w:ind w:left="457" w:leftChars="0" w:hanging="457" w:hangingChars="217"/>
-              <w:jc w:val="left"/>
-              <w:textAlignment w:val="auto"/>
-              <w:rPr>
-                <w:rFonts w:hint="eastAsia" w:hAnsi="Arial" w:cs="Times New Roman"/>
-                <w:b/>
-                <w:kern w:val="2"/>
-                <w:sz w:val="21"/>
-                <w:szCs w:val="21"/>
-                <w:lang w:val="en-US" w:eastAsia="zh-CN" w:bidi="ar-SA"/>
-              </w:rPr>
-            </w:pPr>
-            <w:r>
-              <w:rPr>
-                <w:rFonts w:hint="eastAsia" w:hAnsi="Arial" w:cs="Times New Roman"/>
-                <w:b/>
-                <w:kern w:val="2"/>
-                <w:sz w:val="21"/>
-                <w:szCs w:val="21"/>
-                <w:lang w:val="en-US" w:eastAsia="zh-CN" w:bidi="ar-SA"/>
-              </w:rPr>
-              <w:t xml:space="preserve">2.2  </w:t>
-            </w:r>
-            <w:r>
-              <w:rPr>
-                <w:rFonts w:hint="eastAsia" w:hAnsi="Arial"/>
-                <w:b/>
-                <w:sz w:val="24"/>
-                <w:lang w:val="en-US" w:eastAsia="zh-CN"/>
-              </w:rPr>
-              <w:t>其他危害</w:t>
-            </w:r>
-          </w:p>
-        </w:tc>
-        <w:tc>
-          <w:tcPr>
-            <w:tcW w:w="6276" w:type="dxa"/>
-            <w:tcBorders>
-              <w:top w:val="dotted" w:color="auto" w:sz="4" w:space="0"/>
-              <w:left w:val="dotted" w:color="auto" w:sz="4" w:space="0"/>
-              <w:bottom w:val="single" w:color="auto" w:sz="4" w:space="0"/>
-            </w:tcBorders>
-            <w:vAlign w:val="center"/>
-          </w:tcPr>
-          <w:p>
-            <w:pPr>
-              <w:keepNext w:val="0"/>
-              <w:keepLines w:val="0"/>
-              <w:pageBreakBefore w:val="0"/>
-              <w:widowControl/>
-              <w:suppressLineNumbers w:val="0"/>
-              <w:kinsoku/>
-              <w:wordWrap/>
-              <w:overflowPunct/>
-              <w:topLinePunct w:val="0"/>
-              <w:autoSpaceDE/>
-              <w:autoSpaceDN/>
-              <w:bidi w:val="0"/>
-              <w:adjustRightInd/>
-              <w:snapToGrid/>
-              <w:jc w:val="left"/>
-              <w:textAlignment w:val="auto"/>
-              <w:rPr>
-                <w:rFonts w:hint="default" w:hAnsi="Arial" w:cs="Arial"/>
-                <w:kern w:val="0"/>
-                <w:sz w:val="24"/>
-                <w:lang w:val="en-US" w:eastAsia="zh-CN"/>
-              </w:rPr>
-            </w:pPr>
-            <w:r>
-              <w:rPr>
-                <w:rFonts w:hint="eastAsia" w:hAnsi="Arial" w:cs="Arial" w:eastAsia="宋体"/>
-                <w:b w:val="0"/>
-                <w:bCs w:val="0"/>
-                <w:kern w:val="0"/>
-                <w:sz w:val="24"/>
-                <w:szCs w:val="24"/>
-                <w:lang w:val="en-US" w:eastAsia="zh-CN"/>
-              </w:rPr>
-              <w:t>无适用资料。</w:t>
+          </w:tcPr>
+          <w:p>
+            <w:pPr>
+              <w:jc w:val="left"/>
+              <w:spacing w:line="300" w:lineRule="auto"/>
+            </w:pPr>
+            <w:r>
+              <w:rPr>
+                <w:rFonts w:hint="eastAsia" w:ascii="Times New Roman" w:hAnsi="Times New Roman" w:eastAsia="宋体"/>
+                <w:sz w:val="24"/>
+                <w:b/>
+              </w:rPr>
+              <w:t xml:space="preserve">GHS危险性类别: 无</w:t>
+            </w:r>
+          </w:p>
+          <w:p>
+            <w:pPr>
+              <w:jc w:val="left"/>
+              <w:spacing w:line="300" w:lineRule="auto"/>
+            </w:pPr>
+            <w:r>
+              <w:rPr>
+                <w:rFonts w:hint="eastAsia" w:ascii="Times New Roman" w:hAnsi="Times New Roman" w:eastAsia="宋体"/>
+                <w:sz w:val="24"/>
+                <w:b/>
+              </w:rPr>
+              <w:t xml:space="preserve">羟基丙烯酸酯聚合物GHS危险性分类：不适用；</w:t>
+            </w:r>
+          </w:p>
+          <w:p>
+            <w:pPr>
+              <w:jc w:val="left"/>
+              <w:spacing w:line="300" w:lineRule="auto"/>
+            </w:pPr>
+            <w:r>
+              <w:rPr>
+                <w:rFonts w:hint="eastAsia" w:ascii="Times New Roman" w:hAnsi="Times New Roman" w:eastAsia="宋体"/>
+                <w:sz w:val="24"/>
+                <w:b/>
+              </w:rPr>
+              <w:t xml:space="preserve">标签要素：</w:t>
+            </w:r>
+          </w:p>
+          <w:p>
+            <w:pPr>
+              <w:jc w:val="left"/>
+              <w:spacing w:line="300" w:lineRule="auto"/>
+            </w:pPr>
+            <w:r>
+              <w:rPr>
+                <w:rFonts w:hint="eastAsia" w:ascii="Times New Roman" w:hAnsi="Times New Roman" w:eastAsia="宋体"/>
+                <w:sz w:val="24"/>
+              </w:rPr>
+              <w:t xml:space="preserve">请注意以下物质：</w:t>
+            </w:r>
+          </w:p>
+          <w:p>
+            <w:pPr>
+              <w:jc w:val="left"/>
+              <w:spacing w:line="300" w:lineRule="auto"/>
+            </w:pPr>
+            <w:r>
+              <w:rPr>
+                <w:rFonts w:hint="eastAsia" w:ascii="Times New Roman" w:hAnsi="Times New Roman" w:eastAsia="宋体"/>
+                <w:sz w:val="24"/>
+              </w:rPr>
+              <w:t xml:space="preserve">N,N-二甲基乙醇胺，中和剂，已键合为盐，质量浓度小于2.0%，特定阈值浓度≥5%</w:t>
+            </w:r>
+          </w:p>
+          <w:p>
+            <w:pPr>
+              <w:jc w:val="left"/>
+              <w:spacing w:line="300" w:lineRule="auto"/>
+            </w:pPr>
+            <w:r>
+              <w:rPr>
+                <w:rFonts w:hint="eastAsia" w:ascii="Times New Roman" w:hAnsi="Times New Roman" w:eastAsia="宋体"/>
+                <w:sz w:val="24"/>
+              </w:rPr>
+              <w:t xml:space="preserve">GHS分类：</w:t>
+            </w:r>
+          </w:p>
+          <w:p>
+            <w:pPr>
+              <w:jc w:val="left"/>
+              <w:spacing w:line="300" w:lineRule="auto"/>
+            </w:pPr>
+            <w:r>
+              <w:rPr>
+                <w:rFonts w:hint="eastAsia" w:ascii="Times New Roman" w:hAnsi="Times New Roman" w:eastAsia="宋体"/>
+                <w:sz w:val="24"/>
+              </w:rPr>
+              <w:t xml:space="preserve">易燃液体3 H226；</w:t>
+            </w:r>
+          </w:p>
+          <w:p>
+            <w:pPr>
+              <w:jc w:val="left"/>
+              <w:spacing w:line="300" w:lineRule="auto"/>
+            </w:pPr>
+            <w:r>
+              <w:rPr>
+                <w:rFonts w:hint="eastAsia" w:ascii="Times New Roman" w:hAnsi="Times New Roman" w:eastAsia="宋体"/>
+                <w:sz w:val="24"/>
+              </w:rPr>
+              <w:t xml:space="preserve">急性毒性4 吸入性 H332；</w:t>
+            </w:r>
+          </w:p>
+          <w:p>
+            <w:pPr>
+              <w:jc w:val="left"/>
+              <w:spacing w:line="300" w:lineRule="auto"/>
+            </w:pPr>
+            <w:r>
+              <w:rPr>
+                <w:rFonts w:hint="eastAsia" w:ascii="Times New Roman" w:hAnsi="Times New Roman" w:eastAsia="宋体"/>
+                <w:sz w:val="24"/>
+              </w:rPr>
+              <w:t xml:space="preserve">急性毒性4 经皮H312；</w:t>
+            </w:r>
+          </w:p>
+          <w:p>
+            <w:pPr>
+              <w:jc w:val="left"/>
+              <w:spacing w:line="300" w:lineRule="auto"/>
+            </w:pPr>
+            <w:r>
+              <w:rPr>
+                <w:rFonts w:hint="eastAsia" w:ascii="Times New Roman" w:hAnsi="Times New Roman" w:eastAsia="宋体"/>
+                <w:sz w:val="24"/>
+              </w:rPr>
+              <w:t xml:space="preserve">皮肤腐蚀1B H314；</w:t>
+            </w:r>
+          </w:p>
+          <w:p>
+            <w:pPr>
+              <w:jc w:val="left"/>
+              <w:spacing w:line="300" w:lineRule="auto"/>
+            </w:pPr>
+            <w:r>
+              <w:rPr>
+                <w:rFonts w:hint="eastAsia" w:ascii="Times New Roman" w:hAnsi="Times New Roman" w:eastAsia="宋体"/>
+                <w:sz w:val="24"/>
+              </w:rPr>
+              <w:t xml:space="preserve">特异性靶器官系统毒性（一次接触）3 H335</w:t>
+            </w:r>
+          </w:p>
+          <w:p>
+            <w:pPr>
+              <w:jc w:val="left"/>
+              <w:spacing w:line="300" w:lineRule="auto"/>
+            </w:pPr>
+            <w:r>
+              <w:rPr>
+                <w:rFonts w:hint="eastAsia" w:ascii="Times New Roman" w:hAnsi="Times New Roman" w:eastAsia="宋体"/>
+                <w:sz w:val="24"/>
+              </w:rPr>
+              <w:t xml:space="preserve">特异性靶器官系统毒性（一次接触）3 H335</w:t>
+            </w:r>
+          </w:p>
+          <w:p>
+            <w:pPr>
+              <w:jc w:val="left"/>
+              <w:spacing w:line="300" w:lineRule="auto"/>
+            </w:pPr>
+            <w:r>
+              <w:rPr>
+                <w:rFonts w:hint="eastAsia" w:ascii="Times New Roman" w:hAnsi="Times New Roman" w:eastAsia="宋体"/>
+                <w:sz w:val="24"/>
+                <w:b/>
+              </w:rPr>
+              <w:t xml:space="preserve">象形图：无</w:t>
+            </w:r>
+          </w:p>
+          <w:p>
+            <w:pPr>
+              <w:jc w:val="left"/>
+              <w:spacing w:line="300" w:lineRule="auto"/>
+            </w:pPr>
+            <w:r>
+              <w:rPr>
+                <w:rFonts w:hint="eastAsia" w:ascii="Times New Roman" w:hAnsi="Times New Roman" w:eastAsia="宋体"/>
+                <w:sz w:val="24"/>
+                <w:b/>
+              </w:rPr>
+              <w:t xml:space="preserve">警告词：警告</w:t>
+            </w:r>
+          </w:p>
+          <w:p>
+            <w:pPr>
+              <w:jc w:val="left"/>
+              <w:spacing w:line="300" w:lineRule="auto"/>
+            </w:pPr>
+            <w:r>
+              <w:rPr>
+                <w:rFonts w:hint="eastAsia" w:ascii="Times New Roman" w:hAnsi="Times New Roman" w:eastAsia="宋体"/>
+                <w:sz w:val="24"/>
+                <w:b/>
+              </w:rPr>
+              <w:t xml:space="preserve">危害性说明:没有明显的已知作用或严重危险。</w:t>
+            </w:r>
+          </w:p>
+          <w:p>
+            <w:pPr>
+              <w:jc w:val="left"/>
+              <w:spacing w:line="300" w:lineRule="auto"/>
+            </w:pPr>
+            <w:r>
+              <w:rPr>
+                <w:rFonts w:hint="eastAsia" w:ascii="Times New Roman" w:hAnsi="Times New Roman" w:eastAsia="宋体"/>
+                <w:sz w:val="24"/>
+                <w:b/>
+              </w:rPr>
+              <w:t xml:space="preserve">防范说明:</w:t>
+            </w:r>
+          </w:p>
+          <w:p>
+            <w:pPr>
+              <w:jc w:val="left"/>
+              <w:spacing w:line="300" w:lineRule="auto"/>
+            </w:pPr>
+            <w:r>
+              <w:rPr>
+                <w:rFonts w:hint="eastAsia" w:ascii="Times New Roman" w:hAnsi="Times New Roman" w:eastAsia="宋体"/>
+                <w:sz w:val="24"/>
+                <w:b/>
+              </w:rPr>
+              <w:t xml:space="preserve">预防措施：</w:t>
+            </w:r>
+          </w:p>
+          <w:p>
+            <w:pPr>
+              <w:jc w:val="left"/>
+              <w:spacing w:line="300" w:lineRule="auto"/>
+            </w:pPr>
+            <w:r>
+              <w:rPr>
+                <w:rFonts w:hint="eastAsia" w:ascii="Times New Roman" w:hAnsi="Times New Roman" w:eastAsia="宋体"/>
+                <w:sz w:val="24"/>
+              </w:rPr>
+              <w:t xml:space="preserve">操作时穿戴必要的防护用品（手套、防护镜、工作服等）。</w:t>
+            </w:r>
+          </w:p>
+          <w:p>
+            <w:pPr>
+              <w:jc w:val="left"/>
+              <w:spacing w:line="300" w:lineRule="auto"/>
+            </w:pPr>
+            <w:r>
+              <w:rPr>
+                <w:rFonts w:hint="eastAsia" w:ascii="Times New Roman" w:hAnsi="Times New Roman" w:eastAsia="宋体"/>
+                <w:sz w:val="24"/>
+              </w:rPr>
+              <w:t xml:space="preserve">操作后彻底清洗身体接触部位。</w:t>
+            </w:r>
+          </w:p>
+          <w:p>
+            <w:pPr>
+              <w:jc w:val="left"/>
+              <w:spacing w:line="300" w:lineRule="auto"/>
+            </w:pPr>
+            <w:r>
+              <w:rPr>
+                <w:rFonts w:hint="eastAsia" w:ascii="Times New Roman" w:hAnsi="Times New Roman" w:eastAsia="宋体"/>
+                <w:sz w:val="24"/>
+              </w:rPr>
+              <w:t xml:space="preserve">作业场所不得进食，饮水或吸烟。</w:t>
+            </w:r>
+          </w:p>
+          <w:p>
+            <w:pPr>
+              <w:jc w:val="left"/>
+              <w:spacing w:line="300" w:lineRule="auto"/>
+            </w:pPr>
+            <w:r>
+              <w:rPr>
+                <w:rFonts w:hint="eastAsia" w:ascii="Times New Roman" w:hAnsi="Times New Roman" w:eastAsia="宋体"/>
+                <w:sz w:val="24"/>
+              </w:rPr>
+              <w:t xml:space="preserve">在室外或通风良好处操作。</w:t>
+            </w:r>
+          </w:p>
+          <w:p>
+            <w:pPr>
+              <w:jc w:val="left"/>
+              <w:spacing w:line="300" w:lineRule="auto"/>
+            </w:pPr>
+            <w:r>
+              <w:rPr>
+                <w:rFonts w:hint="eastAsia" w:ascii="Times New Roman" w:hAnsi="Times New Roman" w:eastAsia="宋体"/>
+                <w:sz w:val="24"/>
+                <w:b/>
+              </w:rPr>
+              <w:t xml:space="preserve">事故响应：</w:t>
+            </w:r>
+          </w:p>
+          <w:p>
+            <w:pPr>
+              <w:jc w:val="left"/>
+              <w:spacing w:line="300" w:lineRule="auto"/>
+            </w:pPr>
+            <w:r>
+              <w:rPr>
+                <w:rFonts w:hint="eastAsia" w:ascii="Times New Roman" w:hAnsi="Times New Roman" w:eastAsia="宋体"/>
+                <w:sz w:val="24"/>
+              </w:rPr>
+              <w:t xml:space="preserve">吸入：一旦吸入，如有不适，就医。</w:t>
+            </w:r>
+          </w:p>
+          <w:p>
+            <w:pPr>
+              <w:jc w:val="left"/>
+              <w:spacing w:line="300" w:lineRule="auto"/>
+            </w:pPr>
+            <w:r>
+              <w:rPr>
+                <w:rFonts w:hint="eastAsia" w:ascii="Times New Roman" w:hAnsi="Times New Roman" w:eastAsia="宋体"/>
+                <w:sz w:val="24"/>
+              </w:rPr>
+              <w:t xml:space="preserve">眼睛、皮肤接触；使用肥皂、清水等清洗即可。如有不适感，就医。</w:t>
+            </w:r>
+          </w:p>
+          <w:p>
+            <w:pPr>
+              <w:jc w:val="left"/>
+              <w:spacing w:line="300" w:lineRule="auto"/>
+            </w:pPr>
+            <w:r>
+              <w:rPr>
+                <w:rFonts w:hint="eastAsia" w:ascii="Times New Roman" w:hAnsi="Times New Roman" w:eastAsia="宋体"/>
+                <w:sz w:val="24"/>
+              </w:rPr>
+              <w:t xml:space="preserve">食入：立即漱口，禁止催吐，立即就医诊治。</w:t>
+            </w:r>
+          </w:p>
+          <w:p>
+            <w:pPr>
+              <w:jc w:val="left"/>
+              <w:spacing w:line="300" w:lineRule="auto"/>
+            </w:pPr>
+            <w:r>
+              <w:rPr>
+                <w:rFonts w:hint="eastAsia" w:ascii="Times New Roman" w:hAnsi="Times New Roman" w:eastAsia="宋体"/>
+                <w:sz w:val="24"/>
+              </w:rPr>
+              <w:t xml:space="preserve">泄露：收集泄漏物。</w:t>
+            </w:r>
+          </w:p>
+          <w:p>
+            <w:pPr>
+              <w:jc w:val="left"/>
+              <w:spacing w:line="300" w:lineRule="auto"/>
+            </w:pPr>
+            <w:r>
+              <w:rPr>
+                <w:rFonts w:hint="eastAsia" w:ascii="Times New Roman" w:hAnsi="Times New Roman" w:eastAsia="宋体"/>
+                <w:sz w:val="24"/>
+              </w:rPr>
+              <w:t xml:space="preserve">灭火：火灾时，使用干粉、泡沫、二氧化碳灭火。</w:t>
+            </w:r>
+          </w:p>
+          <w:p>
+            <w:pPr>
+              <w:jc w:val="left"/>
+              <w:spacing w:line="300" w:lineRule="auto"/>
+            </w:pPr>
+            <w:r>
+              <w:rPr>
+                <w:rFonts w:hint="eastAsia" w:ascii="Times New Roman" w:hAnsi="Times New Roman" w:eastAsia="宋体"/>
+                <w:sz w:val="24"/>
+                <w:b/>
+              </w:rPr>
+              <w:t xml:space="preserve">安全存储：</w:t>
+            </w:r>
+          </w:p>
+          <w:p>
+            <w:pPr>
+              <w:jc w:val="left"/>
+              <w:spacing w:line="300" w:lineRule="auto"/>
+            </w:pPr>
+            <w:r>
+              <w:rPr>
+                <w:rFonts w:hint="eastAsia" w:ascii="Times New Roman" w:hAnsi="Times New Roman" w:eastAsia="宋体"/>
+                <w:sz w:val="24"/>
+              </w:rPr>
+              <w:t xml:space="preserve">请置于避光、阴凉干燥处存放，存储温度应保持在5-35℃，避免霜冻，保持产品包装完整。每次取用之后立即密封，打开包装后尽快使用完毕。</w:t>
+            </w:r>
+          </w:p>
+          <w:p>
+            <w:pPr>
+              <w:jc w:val="left"/>
+              <w:spacing w:line="300" w:lineRule="auto"/>
+            </w:pPr>
+            <w:r>
+              <w:rPr>
+                <w:rFonts w:hint="eastAsia" w:ascii="Times New Roman" w:hAnsi="Times New Roman" w:eastAsia="宋体"/>
+                <w:sz w:val="24"/>
+                <w:b/>
+              </w:rPr>
+              <w:t xml:space="preserve">废弃处置：</w:t>
+            </w:r>
+          </w:p>
+          <w:p>
+            <w:pPr>
+              <w:jc w:val="left"/>
+              <w:spacing w:line="300" w:lineRule="auto"/>
+            </w:pPr>
+            <w:r>
+              <w:rPr>
+                <w:rFonts w:hint="eastAsia" w:ascii="Times New Roman" w:hAnsi="Times New Roman" w:eastAsia="宋体"/>
+                <w:sz w:val="24"/>
+              </w:rPr>
+              <w:t xml:space="preserve">使用后的空桶未经无害化处理前，不得存储食物及其他物品，以免对人体、环境造成危害；包装物的回收、利用、处置应符合国家及当地相关法律、法规规定，因包装物处置不当造成的危害及损失，由处置方承担。</w:t>
+            </w:r>
+          </w:p>
+          <w:p>
+            <w:pPr>
+              <w:jc w:val="left"/>
+              <w:spacing w:line="300" w:lineRule="auto"/>
+            </w:pPr>
+            <w:r>
+              <w:rPr>
+                <w:rFonts w:hint="eastAsia" w:ascii="Times New Roman" w:hAnsi="Times New Roman" w:eastAsia="宋体"/>
+                <w:sz w:val="24"/>
+                <w:b/>
+              </w:rPr>
+              <w:t xml:space="preserve">物理化学危险：对水体、土壤可造成一定的污染。</w:t>
+            </w:r>
+          </w:p>
+          <w:p>
+            <w:pPr>
+              <w:jc w:val="left"/>
+              <w:spacing w:line="300" w:lineRule="auto"/>
+            </w:pPr>
+            <w:r>
+              <w:rPr>
+                <w:rFonts w:hint="eastAsia" w:ascii="Times New Roman" w:hAnsi="Times New Roman" w:eastAsia="宋体"/>
+                <w:sz w:val="24"/>
+                <w:b/>
+              </w:rPr>
+              <w:t xml:space="preserve">健康危害：无</w:t>
+            </w:r>
+          </w:p>
+          <w:p>
+            <w:pPr>
+              <w:jc w:val="left"/>
+              <w:spacing w:line="300" w:lineRule="auto"/>
+            </w:pPr>
+            <w:r>
+              <w:rPr>
+                <w:rFonts w:hint="eastAsia" w:ascii="Times New Roman" w:hAnsi="Times New Roman" w:eastAsia="宋体"/>
+                <w:sz w:val="24"/>
+                <w:b/>
+              </w:rPr>
+              <w:t xml:space="preserve">环境危害：无危险物质释放，防止进入下水道，以防聚合物沉积阻塞下水道。</w:t>
             </w:r>
           </w:p>
         </w:tc>
@@ -1861,9 +1885,6 @@
                 <w:ilvl w:val="1"/>
                 <w:numId w:val="1"/>
               </w:numPr>
-              <w:tabs>
-                <w:tab w:val="clear" w:pos="540"/>
-              </w:tabs>
               <w:kinsoku/>
               <w:wordWrap/>
               <w:overflowPunct/>
@@ -1984,9 +2005,6 @@
                 <w:ilvl w:val="1"/>
                 <w:numId w:val="1"/>
               </w:numPr>
-              <w:tabs>
-                <w:tab w:val="clear" w:pos="540"/>
-              </w:tabs>
               <w:kinsoku/>
               <w:wordWrap/>
               <w:overflowPunct/>
@@ -4116,9 +4134,6 @@
               <w:keepLines w:val="0"/>
               <w:pageBreakBefore w:val="0"/>
               <w:widowControl w:val="0"/>
-              <w:tabs>
-                <w:tab w:val="left" w:pos="-108"/>
-              </w:tabs>
               <w:kinsoku/>
               <w:wordWrap/>
               <w:overflowPunct/>
@@ -4414,9 +4429,6 @@
               <w:keepLines w:val="0"/>
               <w:pageBreakBefore w:val="0"/>
               <w:widowControl w:val="0"/>
-              <w:tabs>
-                <w:tab w:val="left" w:pos="-108"/>
-              </w:tabs>
               <w:kinsoku/>
               <w:wordWrap/>
               <w:overflowPunct/>
@@ -5089,9 +5101,6 @@
                 <w:ilvl w:val="1"/>
                 <w:numId w:val="2"/>
               </w:numPr>
-              <w:tabs>
-                <w:tab w:val="clear" w:pos="540"/>
-              </w:tabs>
               <w:kinsoku/>
               <w:wordWrap/>
               <w:overflowPunct/>
@@ -5225,9 +5234,6 @@
                 <w:ilvl w:val="1"/>
                 <w:numId w:val="2"/>
               </w:numPr>
-              <w:tabs>
-                <w:tab w:val="clear" w:pos="540"/>
-              </w:tabs>
               <w:kinsoku/>
               <w:wordWrap/>
               <w:overflowPunct/>
@@ -5677,9 +5683,6 @@
               <w:keepLines w:val="0"/>
               <w:pageBreakBefore w:val="0"/>
               <w:widowControl w:val="0"/>
-              <w:tabs>
-                <w:tab w:val="left" w:pos="3451"/>
-              </w:tabs>
               <w:kinsoku/>
               <w:wordWrap/>
               <w:overflowPunct/>
@@ -5709,7 +5712,6 @@
                 <w:b/>
                 <w:sz w:val="24"/>
               </w:rPr>
-              <w:tab/>
             </w:r>
             <w:r>
               <w:rPr>
@@ -5740,9 +5742,6 @@
               <w:keepLines w:val="0"/>
               <w:pageBreakBefore w:val="0"/>
               <w:widowControl w:val="0"/>
-              <w:tabs>
-                <w:tab w:val="left" w:pos="3451"/>
-              </w:tabs>
               <w:kinsoku/>
               <w:wordWrap/>
               <w:overflowPunct/>
@@ -7219,9 +7218,6 @@
               <w:keepLines w:val="0"/>
               <w:pageBreakBefore w:val="0"/>
               <w:widowControl w:val="0"/>
-              <w:tabs>
-                <w:tab w:val="left" w:pos="3960"/>
-              </w:tabs>
               <w:kinsoku/>
               <w:wordWrap/>
               <w:overflowPunct/>
@@ -9284,9 +9280,6 @@
                 <w:ilvl w:val="0"/>
                 <w:numId w:val="0"/>
               </w:numPr>
-              <w:tabs>
-                <w:tab w:val="left" w:pos="601"/>
-              </w:tabs>
               <w:kinsoku/>
               <w:wordWrap/>
               <w:overflowPunct/>
@@ -9422,9 +9415,6 @@
                 <w:ilvl w:val="0"/>
                 <w:numId w:val="0"/>
               </w:numPr>
-              <w:tabs>
-                <w:tab w:val="left" w:pos="601"/>
-              </w:tabs>
               <w:kinsoku/>
               <w:wordWrap/>
               <w:overflowPunct/>
@@ -9562,9 +9552,6 @@
                 <w:ilvl w:val="0"/>
                 <w:numId w:val="0"/>
               </w:numPr>
-              <w:tabs>
-                <w:tab w:val="left" w:pos="601"/>
-              </w:tabs>
               <w:kinsoku/>
               <w:wordWrap/>
               <w:overflowPunct/>
@@ -9780,39 +9767,25 @@
           <w:tcPr>
             <w:tcW w:w="9781" w:type="dxa"/>
             <w:gridSpan w:val="4"/>
-            <w:tcBorders>
-              <w:top w:val="single" w:color="auto" w:sz="4" w:space="0"/>
+            <w:vAlign w:val="center"/>
+            <w:tcBorders>
+              <w:top w:val="dotted" w:color="auto" w:sz="4" w:space="0"/>
               <w:bottom w:val="dotted" w:color="auto" w:sz="4" w:space="0"/>
-            </w:tcBorders>
-          </w:tcPr>
-          <w:p>
-            <w:pPr>
-              <w:keepNext w:val="0"/>
-              <w:keepLines w:val="0"/>
-              <w:pageBreakBefore w:val="0"/>
-              <w:widowControl w:val="0"/>
-              <w:kinsoku/>
-              <w:wordWrap/>
-              <w:overflowPunct/>
-              <w:topLinePunct w:val="0"/>
-              <w:autoSpaceDE/>
-              <w:autoSpaceDN/>
-              <w:bidi w:val="0"/>
-              <w:adjustRightInd/>
-              <w:snapToGrid/>
-              <w:spacing w:line="300" w:lineRule="auto"/>
-              <w:jc w:val="left"/>
-              <w:textAlignment w:val="auto"/>
-              <w:rPr>
-                <w:sz w:val="24"/>
-              </w:rPr>
-            </w:pPr>
-            <w:r>
-              <w:rPr>
-                <w:rFonts w:hint="eastAsia" w:hAnsi="Arial"/>
-                <w:sz w:val="24"/>
-              </w:rPr>
-              <w:t>该产品无可用的毒理学研究。</w:t>
+              <w:right w:val="dotted" w:color="auto" w:sz="4" w:space="0"/>
+            </w:tcBorders>
+          </w:tcPr>
+          <w:p>
+            <w:pPr>
+              <w:jc w:val="left"/>
+              <w:spacing w:line="300" w:lineRule="auto"/>
+            </w:pPr>
+            <w:r>
+              <w:rPr>
+                <w:rFonts w:hint="eastAsia" w:ascii="Times New Roman" w:hAnsi="Times New Roman" w:eastAsia="宋体"/>
+                <w:sz w:val="24"/>
+                <w:b/>
+              </w:rPr>
+              <w:t xml:space="preserve">该产品无可用的毒理学研究。</w:t>
             </w:r>
           </w:p>
         </w:tc>
@@ -9839,182 +9812,27 @@
         </w:trPr>
         <w:tc>
           <w:tcPr>
-            <w:tcW w:w="3519" w:type="dxa"/>
-            <w:vMerge w:val="restart"/>
+            <w:tcW w:w="9781" w:type="dxa"/>
+            <w:gridSpan w:val="4"/>
+            <w:vAlign w:val="center"/>
             <w:tcBorders>
               <w:top w:val="dotted" w:color="auto" w:sz="4" w:space="0"/>
               <w:bottom w:val="dotted" w:color="auto" w:sz="4" w:space="0"/>
               <w:right w:val="dotted" w:color="auto" w:sz="4" w:space="0"/>
             </w:tcBorders>
-            <w:vAlign w:val="center"/>
-          </w:tcPr>
-          <w:p>
-            <w:pPr>
-              <w:keepNext w:val="0"/>
-              <w:keepLines w:val="0"/>
-              <w:pageBreakBefore w:val="0"/>
-              <w:widowControl w:val="0"/>
-              <w:numPr>
-                <w:ilvl w:val="1"/>
-                <w:numId w:val="0"/>
-              </w:numPr>
-              <w:kinsoku/>
-              <w:wordWrap/>
-              <w:overflowPunct/>
-              <w:topLinePunct w:val="0"/>
-              <w:autoSpaceDE/>
-              <w:autoSpaceDN/>
-              <w:bidi w:val="0"/>
-              <w:adjustRightInd/>
-              <w:snapToGrid/>
-              <w:spacing w:line="300" w:lineRule="auto"/>
-              <w:ind w:left="599" w:leftChars="16" w:hanging="565" w:hangingChars="268"/>
-              <w:jc w:val="left"/>
-              <w:textAlignment w:val="auto"/>
-              <w:rPr>
-                <w:b/>
-                <w:sz w:val="24"/>
-              </w:rPr>
-            </w:pPr>
-            <w:r>
-              <w:rPr>
-                <w:rFonts w:hint="default" w:ascii="Times New Roman" w:hAnsi="Times New Roman" w:eastAsia="宋体" w:cs="Times New Roman"/>
-                <w:b/>
-                <w:kern w:val="2"/>
-                <w:sz w:val="21"/>
-                <w:szCs w:val="21"/>
-                <w:lang w:val="en-US" w:eastAsia="zh-CN" w:bidi="ar-SA"/>
-              </w:rPr>
-              <w:t>11.1</w:t>
-            </w:r>
-            <w:r>
-              <w:rPr>
-                <w:rFonts w:hint="eastAsia" w:ascii="Times New Roman" w:hAnsi="Times New Roman" w:eastAsia="宋体" w:cs="Times New Roman"/>
-                <w:b/>
-                <w:kern w:val="2"/>
-                <w:sz w:val="21"/>
-                <w:szCs w:val="21"/>
-                <w:lang w:val="en-US" w:eastAsia="zh-CN" w:bidi="ar-SA"/>
-              </w:rPr>
-              <w:t xml:space="preserve"> </w:t>
-            </w:r>
-            <w:r>
-              <w:rPr>
-                <w:rFonts w:hint="eastAsia" w:cs="Times New Roman"/>
-                <w:b/>
-                <w:kern w:val="2"/>
-                <w:sz w:val="21"/>
-                <w:szCs w:val="21"/>
-                <w:lang w:val="en-US" w:eastAsia="zh-CN" w:bidi="ar-SA"/>
-              </w:rPr>
-              <w:t xml:space="preserve"> </w:t>
-            </w:r>
-            <w:r>
-              <w:rPr>
-                <w:rFonts w:hint="eastAsia" w:hAnsi="Arial"/>
-                <w:b/>
-                <w:sz w:val="24"/>
-              </w:rPr>
-              <w:t>急性毒性：</w:t>
-            </w:r>
-          </w:p>
-        </w:tc>
-        <w:tc>
-          <w:tcPr>
-            <w:tcW w:w="1311" w:type="dxa"/>
-            <w:tcBorders>
-              <w:top w:val="dotted" w:color="auto" w:sz="4" w:space="0"/>
-              <w:left w:val="dotted" w:color="auto" w:sz="4" w:space="0"/>
-              <w:bottom w:val="dotted" w:color="auto" w:sz="4" w:space="0"/>
-              <w:right w:val="dotted" w:color="auto" w:sz="4" w:space="0"/>
-            </w:tcBorders>
-            <w:vAlign w:val="center"/>
-          </w:tcPr>
-          <w:p>
-            <w:pPr>
-              <w:keepNext w:val="0"/>
-              <w:keepLines w:val="0"/>
-              <w:pageBreakBefore w:val="0"/>
-              <w:widowControl w:val="0"/>
-              <w:kinsoku/>
-              <w:wordWrap/>
-              <w:overflowPunct/>
-              <w:topLinePunct w:val="0"/>
-              <w:autoSpaceDE/>
-              <w:autoSpaceDN/>
-              <w:bidi w:val="0"/>
-              <w:adjustRightInd/>
-              <w:snapToGrid/>
-              <w:spacing w:line="300" w:lineRule="auto"/>
-              <w:ind w:right="482"/>
-              <w:jc w:val="left"/>
-              <w:textAlignment w:val="auto"/>
-              <w:rPr>
-                <w:rFonts w:hint="default" w:ascii="宋体" w:hAnsi="宋体" w:eastAsia="宋体" w:cs="宋体"/>
-                <w:b/>
-                <w:bCs/>
-                <w:sz w:val="24"/>
-                <w:szCs w:val="24"/>
-                <w:lang w:val="en-US" w:eastAsia="zh-CN"/>
-              </w:rPr>
-            </w:pPr>
-            <w:r>
-              <w:rPr>
-                <w:rFonts w:hint="eastAsia"/>
-                <w:b/>
-                <w:bCs/>
-                <w:sz w:val="24"/>
-                <w:lang w:val="en-US" w:eastAsia="zh-CN"/>
-              </w:rPr>
-              <w:t>经口：</w:t>
-            </w:r>
-          </w:p>
-        </w:tc>
-        <w:tc>
-          <w:tcPr>
-            <w:tcW w:w="4951" w:type="dxa"/>
-            <w:gridSpan w:val="2"/>
-            <w:tcBorders>
-              <w:top w:val="dotted" w:color="auto" w:sz="4" w:space="0"/>
-              <w:left w:val="dotted" w:color="auto" w:sz="4" w:space="0"/>
-              <w:bottom w:val="dotted" w:color="auto" w:sz="4" w:space="0"/>
-            </w:tcBorders>
-          </w:tcPr>
-          <w:p>
-            <w:pPr>
-              <w:keepNext w:val="0"/>
-              <w:keepLines w:val="0"/>
-              <w:pageBreakBefore w:val="0"/>
-              <w:widowControl w:val="0"/>
-              <w:kinsoku/>
-              <w:wordWrap/>
-              <w:overflowPunct/>
-              <w:topLinePunct w:val="0"/>
-              <w:autoSpaceDE/>
-              <w:autoSpaceDN/>
-              <w:bidi w:val="0"/>
-              <w:adjustRightInd/>
-              <w:snapToGrid/>
-              <w:spacing w:line="300" w:lineRule="auto"/>
-              <w:ind w:right="482"/>
-              <w:jc w:val="left"/>
-              <w:textAlignment w:val="auto"/>
-              <w:rPr>
-                <w:rFonts w:hint="eastAsia"/>
-                <w:sz w:val="24"/>
-                <w:lang w:val="en-US" w:eastAsia="zh-CN"/>
-              </w:rPr>
-            </w:pPr>
-            <w:r>
-              <w:rPr>
-                <w:rFonts w:hint="eastAsia" w:eastAsia="宋体"/>
-                <w:b w:val="0"/>
-                <w:bCs w:val="0"/>
-                <w:sz w:val="24"/>
-                <w:szCs w:val="24"/>
-                <w:lang w:val="en-US" w:eastAsia="zh-CN"/>
-              </w:rPr>
-              <w:t>（鼠）LD50：＞2000 mg/kg</w:t>
+          </w:tcPr>
+          <w:p>
+            <w:pPr>
+              <w:jc w:val="left"/>
+              <w:spacing w:line="300" w:lineRule="auto"/>
+            </w:pPr>
+            <w:r>
+              <w:rPr>
+                <w:rFonts w:hint="eastAsia" w:ascii="Times New Roman" w:hAnsi="Times New Roman" w:eastAsia="宋体"/>
+                <w:sz w:val="24"/>
+                <w:b/>
+              </w:rPr>
+              <w:t xml:space="preserve">下面是这些成分的毒理学数据。</w:t>
             </w:r>
           </w:p>
         </w:tc>
@@ -10041,573 +9859,69 @@
         </w:trPr>
         <w:tc>
           <w:tcPr>
-            <w:tcW w:w="3519" w:type="dxa"/>
-            <w:vMerge w:val="continue"/>
+            <w:tcW w:w="9781" w:type="dxa"/>
+            <w:gridSpan w:val="4"/>
+            <w:vAlign w:val="center"/>
             <w:tcBorders>
               <w:top w:val="dotted" w:color="auto" w:sz="4" w:space="0"/>
               <w:bottom w:val="dotted" w:color="auto" w:sz="4" w:space="0"/>
               <w:right w:val="dotted" w:color="auto" w:sz="4" w:space="0"/>
             </w:tcBorders>
-            <w:vAlign w:val="center"/>
-          </w:tcPr>
-          <w:p>
-            <w:pPr>
-              <w:keepNext w:val="0"/>
-              <w:keepLines w:val="0"/>
-              <w:pageBreakBefore w:val="0"/>
-              <w:widowControl w:val="0"/>
-              <w:numPr>
-                <w:ilvl w:val="1"/>
-                <w:numId w:val="0"/>
-              </w:numPr>
-              <w:kinsoku/>
-              <w:wordWrap/>
-              <w:overflowPunct/>
-              <w:topLinePunct w:val="0"/>
-              <w:autoSpaceDE/>
-              <w:autoSpaceDN/>
-              <w:bidi w:val="0"/>
-              <w:adjustRightInd/>
-              <w:snapToGrid/>
-              <w:spacing w:line="300" w:lineRule="auto"/>
-              <w:ind w:left="599" w:leftChars="16" w:hanging="565" w:hangingChars="268"/>
-              <w:jc w:val="left"/>
-              <w:textAlignment w:val="auto"/>
-              <w:rPr>
-                <w:rFonts w:hint="default" w:ascii="Times New Roman" w:hAnsi="Times New Roman" w:eastAsia="宋体" w:cs="Times New Roman"/>
-                <w:b/>
-                <w:kern w:val="2"/>
-                <w:sz w:val="21"/>
-                <w:szCs w:val="21"/>
-                <w:lang w:val="en-US" w:eastAsia="zh-CN" w:bidi="ar-SA"/>
-              </w:rPr>
-            </w:pPr>
-          </w:p>
-        </w:tc>
-        <w:tc>
-          <w:tcPr>
-            <w:tcW w:w="1311" w:type="dxa"/>
-            <w:tcBorders>
-              <w:top w:val="dotted" w:color="auto" w:sz="4" w:space="0"/>
-              <w:left w:val="dotted" w:color="auto" w:sz="4" w:space="0"/>
-              <w:bottom w:val="dotted" w:color="auto" w:sz="4" w:space="0"/>
-              <w:right w:val="dotted" w:color="auto" w:sz="4" w:space="0"/>
-            </w:tcBorders>
-            <w:vAlign w:val="center"/>
-          </w:tcPr>
-          <w:p>
-            <w:pPr>
-              <w:keepNext w:val="0"/>
-              <w:keepLines w:val="0"/>
-              <w:pageBreakBefore w:val="0"/>
-              <w:widowControl w:val="0"/>
-              <w:kinsoku/>
-              <w:wordWrap/>
-              <w:overflowPunct/>
-              <w:topLinePunct w:val="0"/>
-              <w:autoSpaceDE/>
-              <w:autoSpaceDN/>
-              <w:bidi w:val="0"/>
-              <w:adjustRightInd/>
-              <w:snapToGrid/>
-              <w:spacing w:line="300" w:lineRule="auto"/>
-              <w:ind w:right="482"/>
-              <w:jc w:val="left"/>
-              <w:textAlignment w:val="auto"/>
-              <w:rPr>
-                <w:rFonts w:hint="eastAsia"/>
-                <w:b/>
-                <w:bCs/>
-                <w:sz w:val="24"/>
-                <w:lang w:val="en-US" w:eastAsia="zh-CN"/>
-              </w:rPr>
-            </w:pPr>
-            <w:r>
-              <w:rPr>
-                <w:rFonts w:hint="eastAsia"/>
-                <w:b/>
-                <w:bCs/>
-                <w:sz w:val="24"/>
-                <w:lang w:val="en-US" w:eastAsia="zh-CN"/>
-              </w:rPr>
-              <w:t>吸入：</w:t>
-            </w:r>
-          </w:p>
-        </w:tc>
-        <w:tc>
-          <w:tcPr>
-            <w:tcW w:w="4951" w:type="dxa"/>
-            <w:gridSpan w:val="2"/>
-            <w:tcBorders>
-              <w:top w:val="dotted" w:color="auto" w:sz="4" w:space="0"/>
-              <w:left w:val="dotted" w:color="auto" w:sz="4" w:space="0"/>
-              <w:bottom w:val="dotted" w:color="auto" w:sz="4" w:space="0"/>
-            </w:tcBorders>
-          </w:tcPr>
-          <w:p>
-            <w:pPr>
-              <w:keepNext w:val="0"/>
-              <w:keepLines w:val="0"/>
-              <w:pageBreakBefore w:val="0"/>
-              <w:widowControl w:val="0"/>
-              <w:kinsoku/>
-              <w:wordWrap/>
-              <w:overflowPunct/>
-              <w:topLinePunct w:val="0"/>
-              <w:autoSpaceDE/>
-              <w:autoSpaceDN/>
-              <w:bidi w:val="0"/>
-              <w:adjustRightInd/>
-              <w:snapToGrid/>
-              <w:spacing w:line="300" w:lineRule="auto"/>
-              <w:ind w:right="482"/>
-              <w:jc w:val="left"/>
-              <w:textAlignment w:val="auto"/>
-              <w:rPr>
-                <w:rFonts w:hint="eastAsia"/>
-                <w:sz w:val="24"/>
-                <w:lang w:val="en-US" w:eastAsia="zh-CN"/>
-              </w:rPr>
-            </w:pPr>
-            <w:r>
-              <w:rPr>
-                <w:rFonts w:hint="eastAsia" w:eastAsia="宋体"/>
-                <w:b w:val="0"/>
-                <w:bCs w:val="0"/>
-                <w:sz w:val="24"/>
-                <w:szCs w:val="24"/>
-                <w:lang w:val="en-US" w:eastAsia="zh-CN"/>
-              </w:rPr>
-              <w:t>（鼠）LD50：＞2000 mg/kg</w:t>
-            </w:r>
-          </w:p>
-        </w:tc>
-      </w:tr>
-      <w:tr>
-        <w:tblPrEx>
-          <w:tblBorders>
-            <w:top w:val="single" w:color="auto" w:sz="4" w:space="0"/>
-            <w:left w:val="single" w:color="auto" w:sz="4" w:space="0"/>
-            <w:bottom w:val="single" w:color="auto" w:sz="4" w:space="0"/>
-            <w:right w:val="single" w:color="auto" w:sz="4" w:space="0"/>
-            <w:insideH w:val="none" w:color="auto" w:sz="0" w:space="0"/>
-            <w:insideV w:val="none" w:color="auto" w:sz="0" w:space="0"/>
-          </w:tblBorders>
-          <w:tblCellMar>
-            <w:top w:w="0" w:type="dxa"/>
-            <w:left w:w="108" w:type="dxa"/>
-            <w:bottom w:w="0" w:type="dxa"/>
-            <w:right w:w="108" w:type="dxa"/>
-          </w:tblCellMar>
-        </w:tblPrEx>
-        <w:trPr>
-          <w:trHeight w:val="285" w:hRule="atLeast"/>
-        </w:trPr>
-        <w:tc>
-          <w:tcPr>
-            <w:tcW w:w="3519" w:type="dxa"/>
-            <w:tcBorders>
-              <w:top w:val="dotted" w:color="auto" w:sz="4" w:space="0"/>
-              <w:bottom w:val="dotted" w:color="auto" w:sz="4" w:space="0"/>
-              <w:right w:val="dotted" w:color="auto" w:sz="4" w:space="0"/>
-            </w:tcBorders>
-            <w:vAlign w:val="center"/>
-          </w:tcPr>
-          <w:p>
-            <w:pPr>
-              <w:keepNext w:val="0"/>
-              <w:keepLines w:val="0"/>
-              <w:pageBreakBefore w:val="0"/>
-              <w:widowControl w:val="0"/>
-              <w:numPr>
-                <w:ilvl w:val="1"/>
-                <w:numId w:val="0"/>
-              </w:numPr>
-              <w:kinsoku/>
-              <w:wordWrap/>
-              <w:overflowPunct/>
-              <w:topLinePunct w:val="0"/>
-              <w:autoSpaceDE/>
-              <w:autoSpaceDN/>
-              <w:bidi w:val="0"/>
-              <w:adjustRightInd/>
-              <w:snapToGrid/>
-              <w:spacing w:line="300" w:lineRule="auto"/>
-              <w:jc w:val="left"/>
-              <w:textAlignment w:val="auto"/>
-              <w:rPr>
-                <w:rFonts w:hint="eastAsia" w:hAnsi="Arial"/>
-                <w:b/>
-                <w:sz w:val="24"/>
-              </w:rPr>
-              <w:ind w:left="420" w:leftChars="0" w:hanging="420" w:firstLineChars="0"/>
-            </w:pPr>
-            <w:r>
-              <w:rPr>
-                <w:rFonts w:hint="default" w:ascii="Times New Roman" w:hAnsi="Times New Roman" w:eastAsia="宋体" w:cs="Times New Roman"/>
-                <w:b w:val="1"/>
-                <w:bCs w:val="1"/>
-                <w:kern w:val="2"/>
-                <w:sz w:val="21"/>
-                <w:szCs w:val="21"/>
-                <w:lang w:val="en-US" w:eastAsia="zh-CN" w:bidi="ar-SA"/>
-              </w:rPr>
-              <w:t>11.2</w:t>
-            </w:r>
-            <w:r>
-              <w:rPr>
-                <w:rFonts w:hint="eastAsia" w:cs="Times New Roman" w:eastAsia="宋体"/>
-                <w:b w:val="1"/>
-                <w:bCs w:val="1"/>
-                <w:kern w:val="2"/>
-                <w:sz w:val="24"/>
-                <w:szCs w:val="24"/>
-                <w:lang w:val="en-US" w:eastAsia="zh-CN" w:bidi="ar-SA"/>
-              </w:rPr>
-              <w:t xml:space="preserve">  </w:t>
-            </w:r>
-            <w:r>
-              <w:rPr>
-                <w:rFonts w:hint="eastAsia" w:hAnsi="Arial" w:eastAsia="宋体"/>
-                <w:b w:val="1"/>
-                <w:bCs w:val="1"/>
-                <w:sz w:val="24"/>
-                <w:szCs w:val="24"/>
-                <w:lang w:val="en-US" w:eastAsia="zh-CN"/>
-              </w:rPr>
-              <w:t>生殖毒性：</w:t>
-            </w:r>
-          </w:p>
-        </w:tc>
-        <w:tc>
-          <w:tcPr>
-            <w:tcW w:w="6262" w:type="dxa"/>
-            <w:tcBorders>
-              <w:top w:val="dotted" w:color="auto" w:sz="4" w:space="0"/>
-              <w:left w:val="dotted" w:color="auto" w:sz="4" w:space="0"/>
-              <w:bottom w:val="dotted" w:color="auto" w:sz="4" w:space="0"/>
-            </w:tcBorders>
-            <w:gridSpan w:val="3"/>
-          </w:tcPr>
-          <w:p>
-            <w:pPr>
-              <w:keepNext w:val="0"/>
-              <w:keepLines w:val="0"/>
-              <w:pageBreakBefore w:val="0"/>
-              <w:widowControl w:val="0"/>
-              <w:kinsoku/>
-              <w:wordWrap/>
-              <w:overflowPunct/>
-              <w:topLinePunct w:val="0"/>
-              <w:autoSpaceDE/>
-              <w:autoSpaceDN/>
-              <w:bidi w:val="0"/>
-              <w:adjustRightInd/>
-              <w:snapToGrid/>
-              <w:spacing w:line="300" w:lineRule="auto"/>
-              <w:ind w:right="0"/>
-              <w:jc w:val="left"/>
-              <w:textAlignment w:val="auto"/>
-              <w:rPr>
-                <w:rFonts w:ascii="宋体" w:hAnsi="宋体" w:eastAsia="宋体" w:cs="宋体"/>
-                <w:sz w:val="24"/>
-                <w:szCs w:val="24"/>
-              </w:rPr>
-            </w:pPr>
-            <w:r>
-              <w:rPr>
-                <w:rFonts w:eastAsia="宋体"/>
-                <w:b w:val="0"/>
-                <w:bCs w:val="0"/>
-                <w:sz w:val="24"/>
-                <w:szCs w:val="24"/>
-              </w:rPr>
-              <w:t/>
-            </w:r>
-          </w:p>
-        </w:tc>
-      </w:tr>
-      <w:tr>
-        <w:tblPrEx>
-          <w:tblBorders>
-            <w:top w:val="single" w:color="auto" w:sz="4" w:space="0"/>
-            <w:left w:val="single" w:color="auto" w:sz="4" w:space="0"/>
-            <w:bottom w:val="single" w:color="auto" w:sz="4" w:space="0"/>
-            <w:right w:val="single" w:color="auto" w:sz="4" w:space="0"/>
-            <w:insideH w:val="none" w:color="auto" w:sz="0" w:space="0"/>
-            <w:insideV w:val="none" w:color="auto" w:sz="0" w:space="0"/>
-          </w:tblBorders>
-          <w:tblCellMar>
-            <w:top w:w="0" w:type="dxa"/>
-            <w:left w:w="108" w:type="dxa"/>
-            <w:bottom w:w="0" w:type="dxa"/>
-            <w:right w:w="108" w:type="dxa"/>
-          </w:tblCellMar>
-        </w:tblPrEx>
-        <w:trPr>
-          <w:trHeight w:val="285" w:hRule="atLeast"/>
-        </w:trPr>
-        <w:tc>
-          <w:tcPr>
-            <w:tcW w:w="3519" w:type="dxa"/>
-            <w:tcBorders>
-              <w:top w:val="dotted" w:color="auto" w:sz="4" w:space="0"/>
-              <w:bottom w:val="dotted" w:color="auto" w:sz="4" w:space="0"/>
-              <w:right w:val="dotted" w:color="auto" w:sz="4" w:space="0"/>
-            </w:tcBorders>
-            <w:vAlign w:val="center"/>
-          </w:tcPr>
-          <w:p>
-            <w:pPr>
-              <w:keepNext w:val="0"/>
-              <w:keepLines w:val="0"/>
-              <w:pageBreakBefore w:val="0"/>
-              <w:widowControl w:val="0"/>
-              <w:numPr>
-                <w:ilvl w:val="1"/>
-                <w:numId w:val="0"/>
-              </w:numPr>
-              <w:kinsoku/>
-              <w:wordWrap/>
-              <w:overflowPunct/>
-              <w:topLinePunct w:val="0"/>
-              <w:autoSpaceDE/>
-              <w:autoSpaceDN/>
-              <w:bidi w:val="0"/>
-              <w:adjustRightInd/>
-              <w:snapToGrid/>
-              <w:spacing w:line="300" w:lineRule="auto"/>
-              <w:ind w:left="599" w:leftChars="16" w:hanging="565" w:hangingChars="268"/>
-              <w:jc w:val="left"/>
-              <w:textAlignment w:val="auto"/>
-              <w:rPr>
-                <w:rFonts w:hint="eastAsia" w:hAnsi="Arial"/>
-                <w:b/>
-                <w:sz w:val="24"/>
-                <w:lang w:val="en-US" w:eastAsia="zh-CN"/>
-              </w:rPr>
-            </w:pPr>
-            <w:r>
-              <w:rPr>
-                <w:rFonts w:hint="default" w:ascii="Times New Roman" w:hAnsi="Times New Roman" w:eastAsia="宋体" w:cs="Times New Roman"/>
-                <w:b w:val="1"/>
-                <w:bCs w:val="1"/>
-                <w:kern w:val="2"/>
-                <w:sz w:val="21"/>
-                <w:szCs w:val="21"/>
-                <w:lang w:val="en-US" w:eastAsia="zh-CN" w:bidi="ar-SA"/>
-              </w:rPr>
-              <w:t>11.3</w:t>
-            </w:r>
-            <w:r>
-              <w:rPr>
-                <w:rFonts w:hint="eastAsia" w:cs="Times New Roman" w:eastAsia="宋体"/>
-                <w:b w:val="1"/>
-                <w:bCs w:val="1"/>
-                <w:kern w:val="2"/>
-                <w:sz w:val="24"/>
-                <w:szCs w:val="24"/>
-                <w:lang w:val="en-US" w:eastAsia="zh-CN" w:bidi="ar-SA"/>
-              </w:rPr>
-              <w:t xml:space="preserve">  </w:t>
-            </w:r>
-            <w:r>
-              <w:rPr>
-                <w:rFonts w:hint="eastAsia" w:hAnsi="Arial" w:eastAsia="宋体"/>
-                <w:b w:val="1"/>
-                <w:bCs w:val="1"/>
-                <w:sz w:val="24"/>
-                <w:szCs w:val="24"/>
-                <w:lang w:val="en-US" w:eastAsia="zh-CN"/>
-              </w:rPr>
-              <w:t>特异性靶器官系统毒性（一次接触/反复接触）：</w:t>
-            </w:r>
-          </w:p>
-        </w:tc>
-        <w:tc>
-          <w:tcPr>
-            <w:tcW w:w="6262" w:type="dxa"/>
-            <w:gridSpan w:val="3"/>
-            <w:tcBorders>
-              <w:top w:val="dotted" w:color="auto" w:sz="4" w:space="0"/>
-              <w:left w:val="dotted" w:color="auto" w:sz="4" w:space="0"/>
-              <w:bottom w:val="dotted" w:color="auto" w:sz="4" w:space="0"/>
-            </w:tcBorders>
-            <w:vAlign w:val="center"/>
-          </w:tcPr>
-          <w:p>
-            <w:pPr>
-              <w:keepNext w:val="0"/>
-              <w:keepLines w:val="0"/>
-              <w:pageBreakBefore w:val="0"/>
-              <w:widowControl w:val="0"/>
-              <w:kinsoku/>
-              <w:wordWrap/>
-              <w:overflowPunct/>
-              <w:topLinePunct w:val="0"/>
-              <w:autoSpaceDE/>
-              <w:autoSpaceDN/>
-              <w:bidi w:val="0"/>
-              <w:adjustRightInd/>
-              <w:snapToGrid/>
-              <w:spacing w:line="300" w:lineRule="auto"/>
-              <w:ind w:right="0"/>
-              <w:jc w:val="left"/>
-              <w:textAlignment w:val="auto"/>
-              <w:rPr>
-                <w:rFonts w:hint="default" w:hAnsi="Arial"/>
-                <w:sz w:val="24"/>
-                <w:lang w:val="en-US" w:eastAsia="zh-CN"/>
-              </w:rPr>
-            </w:pPr>
-            <w:r>
-              <w:rPr>
-                <w:rFonts w:ascii="宋体" w:hAnsi="宋体" w:eastAsia="宋体" w:cs="宋体"/>
-                <w:b w:val="0"/>
-                <w:bCs w:val="0"/>
-                <w:sz w:val="24"/>
-                <w:szCs w:val="24"/>
-              </w:rPr>
-              <w:t>无数据资料。</w:t>
-            </w:r>
-          </w:p>
-        </w:tc>
-      </w:tr>
-      <w:tr>
-        <w:tblPrEx>
-          <w:tblBorders>
-            <w:top w:val="single" w:color="auto" w:sz="4" w:space="0"/>
-            <w:left w:val="single" w:color="auto" w:sz="4" w:space="0"/>
-            <w:bottom w:val="single" w:color="auto" w:sz="4" w:space="0"/>
-            <w:right w:val="single" w:color="auto" w:sz="4" w:space="0"/>
-            <w:insideH w:val="none" w:color="auto" w:sz="0" w:space="0"/>
-            <w:insideV w:val="none" w:color="auto" w:sz="0" w:space="0"/>
-          </w:tblBorders>
-          <w:tblCellMar>
-            <w:top w:w="0" w:type="dxa"/>
-            <w:left w:w="108" w:type="dxa"/>
-            <w:bottom w:w="0" w:type="dxa"/>
-            <w:right w:w="108" w:type="dxa"/>
-          </w:tblCellMar>
-        </w:tblPrEx>
-        <w:trPr>
-          <w:trHeight w:val="285" w:hRule="atLeast"/>
-        </w:trPr>
-        <w:tc>
-          <w:tcPr>
-            <w:tcW w:w="3519" w:type="dxa"/>
-            <w:tcBorders>
-              <w:top w:val="dotted" w:color="auto" w:sz="4" w:space="0"/>
-              <w:right w:val="dotted" w:color="auto" w:sz="4" w:space="0"/>
-            </w:tcBorders>
-            <w:vAlign w:val="center"/>
-          </w:tcPr>
-          <w:p>
-            <w:pPr>
-              <w:keepNext w:val="0"/>
-              <w:keepLines w:val="0"/>
-              <w:pageBreakBefore w:val="0"/>
-              <w:widowControl w:val="0"/>
-              <w:numPr>
-                <w:ilvl w:val="1"/>
-                <w:numId w:val="0"/>
-              </w:numPr>
-              <w:kinsoku/>
-              <w:wordWrap/>
-              <w:overflowPunct/>
-              <w:topLinePunct w:val="0"/>
-              <w:autoSpaceDE/>
-              <w:autoSpaceDN/>
-              <w:bidi w:val="0"/>
-              <w:adjustRightInd/>
-              <w:snapToGrid/>
-              <w:spacing w:line="300" w:lineRule="auto"/>
-              <w:ind w:left="599" w:leftChars="16" w:hanging="565" w:hangingChars="268"/>
-              <w:jc w:val="left"/>
-              <w:textAlignment w:val="auto"/>
-              <w:rPr>
-                <w:rFonts w:hint="eastAsia" w:hAnsi="Arial"/>
-                <w:b/>
-                <w:sz w:val="24"/>
-                <w:lang w:val="en-US" w:eastAsia="zh-CN"/>
-              </w:rPr>
-            </w:pPr>
-            <w:r>
-              <w:rPr>
-                <w:rFonts w:hint="default" w:ascii="Times New Roman" w:hAnsi="Times New Roman" w:eastAsia="宋体" w:cs="Times New Roman"/>
-                <w:b/>
-                <w:kern w:val="2"/>
-                <w:sz w:val="21"/>
-                <w:szCs w:val="21"/>
-                <w:lang w:val="en-US" w:eastAsia="zh-CN" w:bidi="ar-SA"/>
-              </w:rPr>
-              <w:t xml:space="preserve">11.4 </w:t>
-            </w:r>
-            <w:r>
-              <w:rPr>
-                <w:rFonts w:hint="eastAsia" w:cs="Times New Roman"/>
-                <w:b/>
-                <w:kern w:val="2"/>
-                <w:sz w:val="21"/>
-                <w:szCs w:val="21"/>
-                <w:lang w:val="en-US" w:eastAsia="zh-CN" w:bidi="ar-SA"/>
-              </w:rPr>
-              <w:t xml:space="preserve"> </w:t>
-            </w:r>
-            <w:r>
-              <w:rPr>
-                <w:rFonts w:hint="eastAsia" w:hAnsi="Arial"/>
-                <w:b/>
-                <w:sz w:val="24"/>
-                <w:lang w:val="en-US" w:eastAsia="zh-CN"/>
-              </w:rPr>
-              <w:t>附加信息：</w:t>
-            </w:r>
-          </w:p>
-        </w:tc>
-        <w:tc>
-          <w:tcPr>
-            <w:tcW w:w="6262" w:type="dxa"/>
-            <w:gridSpan w:val="3"/>
-            <w:tcBorders>
-              <w:top w:val="dotted" w:color="auto" w:sz="4" w:space="0"/>
-              <w:left w:val="dotted" w:color="auto" w:sz="4" w:space="0"/>
-            </w:tcBorders>
-          </w:tcPr>
-          <w:p>
-            <w:pPr>
-              <w:keepNext w:val="0"/>
-              <w:keepLines w:val="0"/>
-              <w:pageBreakBefore w:val="0"/>
-              <w:widowControl w:val="0"/>
-              <w:kinsoku/>
-              <w:wordWrap/>
-              <w:overflowPunct/>
-              <w:topLinePunct w:val="0"/>
-              <w:autoSpaceDE/>
-              <w:autoSpaceDN/>
-              <w:bidi w:val="0"/>
-              <w:adjustRightInd/>
-              <w:snapToGrid/>
-              <w:spacing w:line="300" w:lineRule="auto"/>
-              <w:ind w:right="0"/>
-              <w:jc w:val="left"/>
-              <w:textAlignment w:val="auto"/>
-              <w:rPr>
-                <w:rFonts w:ascii="宋体" w:hAnsi="宋体" w:eastAsia="宋体" w:cs="宋体"/>
-                <w:sz w:val="24"/>
-                <w:szCs w:val="24"/>
-              </w:rPr>
-            </w:pPr>
-            <w:r>
-              <w:rPr>
-                <w:rFonts w:ascii="宋体" w:hAnsi="宋体" w:eastAsia="宋体" w:cs="宋体"/>
-                <w:b w:val="0"/>
-                <w:bCs w:val="0"/>
-                <w:sz w:val="24"/>
-                <w:szCs w:val="24"/>
-              </w:rPr>
-              <w:t/>
+          </w:tcPr>
+          <w:p>
+            <w:pPr>
+              <w:jc w:val="left"/>
+              <w:spacing w:line="300" w:lineRule="auto"/>
+            </w:pPr>
+            <w:r>
+              <w:rPr>
+                <w:rFonts w:hint="eastAsia" w:ascii="Times New Roman" w:hAnsi="Times New Roman" w:eastAsia="宋体"/>
+                <w:sz w:val="24"/>
+                <w:b/>
+              </w:rPr>
+              <w:t xml:space="preserve">羟基聚丙烯酸酯分散体：毒性：无资料；</w:t>
+            </w:r>
+          </w:p>
+          <w:p>
+            <w:pPr>
+              <w:jc w:val="left"/>
+              <w:spacing w:line="300" w:lineRule="auto"/>
+            </w:pPr>
+            <w:r>
+              <w:rPr>
+                <w:rFonts w:hint="eastAsia" w:ascii="Times New Roman" w:hAnsi="Times New Roman" w:eastAsia="宋体"/>
+                <w:sz w:val="24"/>
+                <w:b/>
+              </w:rPr>
+              <w:t xml:space="preserve">刺激性：无资料</w:t>
+            </w:r>
+          </w:p>
+          <w:p>
+            <w:pPr>
+              <w:jc w:val="left"/>
+              <w:spacing w:line="300" w:lineRule="auto"/>
+            </w:pPr>
+            <w:r>
+              <w:rPr>
+                <w:rFonts w:hint="eastAsia" w:ascii="Times New Roman" w:hAnsi="Times New Roman" w:eastAsia="宋体"/>
+                <w:sz w:val="24"/>
+                <w:b/>
+              </w:rPr>
+              <w:t xml:space="preserve">丙二醇丁醚：毒性：经皮（鼠）LD50：＞2000 mg/kg      吸入（鼠）LD50：＞1997.718 mg/l/8hE      经口（鼠）LD50：＞2000 mg/kg刺激性：无资料</w:t>
+            </w:r>
+          </w:p>
+          <w:p>
+            <w:pPr>
+              <w:jc w:val="left"/>
+              <w:spacing w:line="300" w:lineRule="auto"/>
+            </w:pPr>
+            <w:r>
+              <w:rPr>
+                <w:rFonts w:hint="eastAsia" w:ascii="Times New Roman" w:hAnsi="Times New Roman" w:eastAsia="宋体"/>
+                <w:sz w:val="24"/>
+                <w:b/>
+              </w:rPr>
+              <w:t xml:space="preserve">二乙二醇丁醚：毒性：经皮（鼠）LD50：＞2000 mg/kg      经口（鼠）LD50：=4500 mg/kg刺激性：无资料</w:t>
             </w:r>
           </w:p>
         </w:tc>
@@ -10722,15 +10036,17 @@
             <w:right w:w="108" w:type="dxa"/>
           </w:tblCellMar>
         </w:tblPrEx>
-        <w:tc>
-          <w:tcPr>
-            <w:tcW w:w="9781" w:type="dxa"/>
-            <w:gridSpan w:val="2"/>
-            <w:tcBorders>
-              <w:top w:val="single" w:color="auto" w:sz="4" w:space="0"/>
+        <w:trPr>
+          <w:trHeight w:val="272" w:hRule="atLeast"/>
+        </w:trPr>
+        <w:tc>
+          <w:tcPr>
+            <w:tcW w:w="3504" w:type="dxa"/>
+            <w:tcBorders>
+              <w:top w:val="dotted" w:color="auto" w:sz="4" w:space="0"/>
               <w:bottom w:val="dotted" w:color="auto" w:sz="4" w:space="0"/>
-            </w:tcBorders>
-            <w:shd w:val="clear" w:color="auto" w:fill="auto"/>
+              <w:right w:val="dotted" w:color="auto" w:sz="4" w:space="0"/>
+            </w:tcBorders>
             <w:vAlign w:val="center"/>
           </w:tcPr>
           <w:p>
@@ -10739,6 +10055,10 @@
               <w:keepLines w:val="0"/>
               <w:pageBreakBefore w:val="0"/>
               <w:widowControl w:val="0"/>
+              <w:numPr>
+                <w:ilvl w:val="1"/>
+                <w:numId w:val="0"/>
+              </w:numPr>
               <w:kinsoku/>
               <w:wordWrap/>
               <w:overflowPunct/>
@@ -10749,23 +10069,97 @@
               <w:adjustRightInd/>
               <w:snapToGrid/>
               <w:spacing w:line="300" w:lineRule="auto"/>
-              <w:ind w:right="480"/>
-              <w:jc w:val="left"/>
-              <w:textAlignment w:val="auto"/>
-              <w:rPr>
-                <w:b/>
+              <w:ind w:left="597" w:leftChars="0" w:hanging="597" w:hangingChars="283"/>
+              <w:jc w:val="left"/>
+              <w:textAlignment w:val="auto"/>
+              <w:rPr>
+                <w:rFonts w:hint="default" w:eastAsia="宋体"/>
+                <w:sz w:val="24"/>
+                <w:lang w:val="en-US" w:eastAsia="zh-CN"/>
+              </w:rPr>
+            </w:pPr>
+            <w:r>
+              <w:rPr>
+                <w:rFonts w:hint="default" w:ascii="Times New Roman" w:hAnsi="Times New Roman" w:eastAsia="宋体" w:cs="Times New Roman"/>
+                <w:b/>
+                <w:kern w:val="2"/>
+                <w:sz w:val="21"/>
+                <w:szCs w:val="21"/>
+                <w:lang w:val="en-US" w:eastAsia="zh-CN" w:bidi="ar-SA"/>
+              </w:rPr>
+              <w:t>12.</w:t>
+            </w:r>
+            <w:r>
+              <w:rPr>
+                <w:rFonts w:hint="eastAsia" w:cs="Times New Roman"/>
+                <w:b/>
+                <w:kern w:val="2"/>
+                <w:sz w:val="21"/>
+                <w:szCs w:val="21"/>
+                <w:lang w:val="en-US" w:eastAsia="zh-CN" w:bidi="ar-SA"/>
+              </w:rPr>
+              <w:t xml:space="preserve">1  </w:t>
+            </w:r>
+            <w:r>
+              <w:rPr>
+                <w:rFonts w:hint="eastAsia" w:hAnsi="Arial"/>
+                <w:b/>
+                <w:sz w:val="24"/>
+              </w:rPr>
+              <w:t>生态毒性：</w:t>
+            </w:r>
+          </w:p>
+        </w:tc>
+        <w:tc>
+          <w:tcPr>
+            <w:tcW w:w="6277" w:type="dxa"/>
+            <w:tcBorders>
+              <w:top w:val="dotted" w:color="auto" w:sz="4" w:space="0"/>
+              <w:left w:val="dotted" w:color="auto" w:sz="4" w:space="0"/>
+              <w:bottom w:val="dotted" w:color="auto" w:sz="4" w:space="0"/>
+            </w:tcBorders>
+            <w:vAlign w:val="center"/>
+          </w:tcPr>
+          <w:p>
+            <w:pPr>
+              <w:keepNext w:val="0"/>
+              <w:keepLines w:val="0"/>
+              <w:pageBreakBefore w:val="0"/>
+              <w:widowControl w:val="0"/>
+              <w:numPr>
+                <w:ilvl w:val="0"/>
+                <w:numId w:val="0"/>
+              </w:numPr>
+              <w:kinsoku/>
+              <w:wordWrap/>
+              <w:overflowPunct/>
+              <w:topLinePunct w:val="0"/>
+              <w:autoSpaceDE/>
+              <w:autoSpaceDN/>
+              <w:bidi w:val="0"/>
+              <w:adjustRightInd/>
+              <w:snapToGrid/>
+              <w:spacing w:line="300" w:lineRule="auto"/>
+              <w:jc w:val="left"/>
+              <w:textAlignment w:val="auto"/>
+              <w:rPr>
+                <w:rFonts w:hint="eastAsia"/>
+                <w:b w:val="0"/>
+                <w:bCs/>
                 <w:sz w:val="24"/>
                 <w:shd w:val="clear" w:color="auto" w:fill="auto"/>
-              </w:rPr>
-            </w:pPr>
-            <w:r>
-              <w:rPr>
-                <w:rFonts w:hint="eastAsia" w:hAnsi="Arial" w:eastAsia="宋体"/>
+                <w:lang w:val="en-US" w:eastAsia="zh-CN"/>
+              </w:rPr>
+            </w:pPr>
+            <w:r>
+              <w:rPr>
+                <w:rFonts w:hint="eastAsia" w:eastAsia="宋体"/>
                 <w:b w:val="0"/>
                 <w:bCs w:val="0"/>
                 <w:sz w:val="24"/>
                 <w:szCs w:val="24"/>
                 <w:shd w:val="clear" w:color="auto" w:fill="auto"/>
+                <w:lang w:val="en-US" w:eastAsia="zh-CN"/>
               </w:rPr>
               <w:t>该产品无可用的生态毒理学研究。禁止排入下水道，废水或土壤中。</w:t>
             </w:r>
@@ -10812,9 +10206,6 @@
                 <w:ilvl w:val="1"/>
                 <w:numId w:val="0"/>
               </w:numPr>
-              <w:tabs>
-                <w:tab w:val="left" w:pos="601"/>
-              </w:tabs>
               <w:kinsoku/>
               <w:wordWrap/>
               <w:overflowPunct/>
@@ -10829,9 +10220,8 @@
               <w:jc w:val="left"/>
               <w:textAlignment w:val="auto"/>
               <w:rPr>
-                <w:rFonts w:hint="default" w:eastAsia="宋体"/>
-                <w:sz w:val="24"/>
-                <w:lang w:val="en-US" w:eastAsia="zh-CN"/>
+                <w:b/>
+                <w:sz w:val="24"/>
               </w:rPr>
             </w:pPr>
             <w:r>
@@ -10843,18 +10233,18 @@
                 <w:szCs w:val="21"/>
                 <w:lang w:val="en-US" w:eastAsia="zh-CN" w:bidi="ar-SA"/>
               </w:rPr>
-              <w:t>12.</w:t>
+              <w:t>12.2</w:t>
             </w:r>
             <w:r>
               <w:rPr>
                 <w:rFonts w:hint="eastAsia" w:cs="Times New Roman"/>
                 <w:b/>
                 <w:kern w:val="2"/>
-                <w:sz w:val="21"/>
-                <w:szCs w:val="21"/>
+                <w:sz w:val="24"/>
+                <w:szCs w:val="24"/>
                 <w:lang w:val="en-US" w:eastAsia="zh-CN" w:bidi="ar-SA"/>
               </w:rPr>
-              <w:t xml:space="preserve">1  </w:t>
+              <w:t xml:space="preserve">  </w:t>
             </w:r>
             <w:r>
               <w:rPr>
@@ -10862,7 +10252,7 @@
                 <w:b/>
                 <w:sz w:val="24"/>
               </w:rPr>
-              <w:t>生态毒性：</w:t>
+              <w:t>持久性和降解性：</w:t>
             </w:r>
           </w:p>
         </w:tc>
@@ -10882,13 +10272,6 @@
               <w:keepLines w:val="0"/>
               <w:pageBreakBefore w:val="0"/>
               <w:widowControl w:val="0"/>
-              <w:numPr>
-                <w:ilvl w:val="0"/>
-                <w:numId w:val="0"/>
-              </w:numPr>
-              <w:tabs>
-                <w:tab w:val="left" w:pos="601"/>
-              </w:tabs>
               <w:kinsoku/>
               <w:wordWrap/>
               <w:overflowPunct/>
@@ -10899,28 +10282,24 @@
               <w:adjustRightInd/>
               <w:snapToGrid/>
               <w:spacing w:line="300" w:lineRule="auto"/>
-              <w:jc w:val="left"/>
-              <w:textAlignment w:val="auto"/>
-              <w:rPr>
-                <w:rFonts w:hint="eastAsia"/>
-                <w:b w:val="0"/>
-                <w:bCs/>
-                <w:sz w:val="24"/>
-                <w:shd w:val="clear" w:color="auto" w:fill="auto"/>
-                <w:lang w:val="en-US" w:eastAsia="zh-CN"/>
-              </w:rPr>
-            </w:pPr>
-            <w:r>
-              <w:rPr>
-                <w:rFonts w:hint="eastAsia" w:eastAsia="宋体"/>
+              <w:ind w:left="1"/>
+              <w:jc w:val="left"/>
+              <w:textAlignment w:val="auto"/>
+              <w:rPr>
+                <w:rFonts w:ascii="宋体" w:hAnsi="宋体" w:eastAsia="宋体" w:cs="宋体"/>
+                <w:sz w:val="24"/>
+                <w:szCs w:val="24"/>
+              </w:rPr>
+            </w:pPr>
+            <w:r>
+              <w:rPr>
+                <w:rFonts w:ascii="宋体" w:hAnsi="宋体" w:eastAsia="宋体" w:cs="宋体"/>
                 <w:b w:val="0"/>
                 <w:bCs w:val="0"/>
                 <w:sz w:val="24"/>
                 <w:szCs w:val="24"/>
-                <w:shd w:val="clear" w:color="auto" w:fill="auto"/>
-                <w:lang w:val="en-US" w:eastAsia="zh-CN"/>
-              </w:rPr>
-              <w:t>该产品无可用的生态毒理学研究。禁止排入下水道，废水或土壤中。</w:t>
+              </w:rPr>
+              <w:t>该产品不易生物降解。</w:t>
             </w:r>
           </w:p>
         </w:tc>
@@ -10950,7 +10329,7 @@
             <w:tcW w:w="3504" w:type="dxa"/>
             <w:tcBorders>
               <w:top w:val="dotted" w:color="auto" w:sz="4" w:space="0"/>
-              <w:bottom w:val="dotted" w:color="auto" w:sz="4" w:space="0"/>
+              <w:bottom w:val="single" w:color="auto" w:sz="4" w:space="0"/>
               <w:right w:val="dotted" w:color="auto" w:sz="4" w:space="0"/>
             </w:tcBorders>
             <w:vAlign w:val="center"/>
@@ -10965,150 +10344,6 @@
                 <w:ilvl w:val="1"/>
                 <w:numId w:val="0"/>
               </w:numPr>
-              <w:tabs>
-                <w:tab w:val="left" w:pos="601"/>
-              </w:tabs>
-              <w:kinsoku/>
-              <w:wordWrap/>
-              <w:overflowPunct/>
-              <w:topLinePunct w:val="0"/>
-              <w:autoSpaceDE/>
-              <w:autoSpaceDN/>
-              <w:bidi w:val="0"/>
-              <w:adjustRightInd/>
-              <w:snapToGrid/>
-              <w:spacing w:line="300" w:lineRule="auto"/>
-              <w:ind w:left="597" w:leftChars="0" w:hanging="597" w:hangingChars="283"/>
-              <w:jc w:val="left"/>
-              <w:textAlignment w:val="auto"/>
-              <w:rPr>
-                <w:b/>
-                <w:sz w:val="24"/>
-              </w:rPr>
-            </w:pPr>
-            <w:r>
-              <w:rPr>
-                <w:rFonts w:hint="default" w:ascii="Times New Roman" w:hAnsi="Times New Roman" w:eastAsia="宋体" w:cs="Times New Roman"/>
-                <w:b/>
-                <w:kern w:val="2"/>
-                <w:sz w:val="21"/>
-                <w:szCs w:val="21"/>
-                <w:lang w:val="en-US" w:eastAsia="zh-CN" w:bidi="ar-SA"/>
-              </w:rPr>
-              <w:t>12.2</w:t>
-            </w:r>
-            <w:r>
-              <w:rPr>
-                <w:rFonts w:hint="eastAsia" w:cs="Times New Roman"/>
-                <w:b/>
-                <w:kern w:val="2"/>
-                <w:sz w:val="24"/>
-                <w:szCs w:val="24"/>
-                <w:lang w:val="en-US" w:eastAsia="zh-CN" w:bidi="ar-SA"/>
-              </w:rPr>
-              <w:t xml:space="preserve">  </w:t>
-            </w:r>
-            <w:r>
-              <w:rPr>
-                <w:rFonts w:hint="eastAsia" w:hAnsi="Arial"/>
-                <w:b/>
-                <w:sz w:val="24"/>
-              </w:rPr>
-              <w:t>持久性和降解性：</w:t>
-            </w:r>
-          </w:p>
-        </w:tc>
-        <w:tc>
-          <w:tcPr>
-            <w:tcW w:w="6277" w:type="dxa"/>
-            <w:tcBorders>
-              <w:top w:val="dotted" w:color="auto" w:sz="4" w:space="0"/>
-              <w:left w:val="dotted" w:color="auto" w:sz="4" w:space="0"/>
-              <w:bottom w:val="dotted" w:color="auto" w:sz="4" w:space="0"/>
-            </w:tcBorders>
-            <w:vAlign w:val="center"/>
-          </w:tcPr>
-          <w:p>
-            <w:pPr>
-              <w:keepNext w:val="0"/>
-              <w:keepLines w:val="0"/>
-              <w:pageBreakBefore w:val="0"/>
-              <w:widowControl w:val="0"/>
-              <w:kinsoku/>
-              <w:wordWrap/>
-              <w:overflowPunct/>
-              <w:topLinePunct w:val="0"/>
-              <w:autoSpaceDE/>
-              <w:autoSpaceDN/>
-              <w:bidi w:val="0"/>
-              <w:adjustRightInd/>
-              <w:snapToGrid/>
-              <w:spacing w:line="300" w:lineRule="auto"/>
-              <w:ind w:left="1"/>
-              <w:jc w:val="left"/>
-              <w:textAlignment w:val="auto"/>
-              <w:rPr>
-                <w:rFonts w:ascii="宋体" w:hAnsi="宋体" w:eastAsia="宋体" w:cs="宋体"/>
-                <w:sz w:val="24"/>
-                <w:szCs w:val="24"/>
-              </w:rPr>
-            </w:pPr>
-            <w:r>
-              <w:rPr>
-                <w:rFonts w:ascii="宋体" w:hAnsi="宋体" w:eastAsia="宋体" w:cs="宋体"/>
-                <w:b w:val="0"/>
-                <w:bCs w:val="0"/>
-                <w:sz w:val="24"/>
-                <w:szCs w:val="24"/>
-              </w:rPr>
-              <w:t>该产品不易生物降解。</w:t>
-            </w:r>
-          </w:p>
-        </w:tc>
-      </w:tr>
-      <w:tr>
-        <w:tblPrEx>
-          <w:tblBorders>
-            <w:top w:val="single" w:color="auto" w:sz="4" w:space="0"/>
-            <w:left w:val="single" w:color="auto" w:sz="4" w:space="0"/>
-            <w:bottom w:val="single" w:color="auto" w:sz="4" w:space="0"/>
-            <w:right w:val="single" w:color="auto" w:sz="4" w:space="0"/>
-            <w:insideH w:val="none" w:color="auto" w:sz="0" w:space="0"/>
-            <w:insideV w:val="none" w:color="auto" w:sz="0" w:space="0"/>
-          </w:tblBorders>
-          <w:tblCellMar>
-            <w:top w:w="0" w:type="dxa"/>
-            <w:left w:w="108" w:type="dxa"/>
-            <w:bottom w:w="0" w:type="dxa"/>
-            <w:right w:w="108" w:type="dxa"/>
-          </w:tblCellMar>
-        </w:tblPrEx>
-        <w:trPr>
-          <w:trHeight w:val="272" w:hRule="atLeast"/>
-        </w:trPr>
-        <w:tc>
-          <w:tcPr>
-            <w:tcW w:w="3504" w:type="dxa"/>
-            <w:tcBorders>
-              <w:top w:val="dotted" w:color="auto" w:sz="4" w:space="0"/>
-              <w:bottom w:val="single" w:color="auto" w:sz="4" w:space="0"/>
-              <w:right w:val="dotted" w:color="auto" w:sz="4" w:space="0"/>
-            </w:tcBorders>
-            <w:vAlign w:val="center"/>
-          </w:tcPr>
-          <w:p>
-            <w:pPr>
-              <w:keepNext w:val="0"/>
-              <w:keepLines w:val="0"/>
-              <w:pageBreakBefore w:val="0"/>
-              <w:widowControl w:val="0"/>
-              <w:numPr>
-                <w:ilvl w:val="1"/>
-                <w:numId w:val="0"/>
-              </w:numPr>
-              <w:tabs>
-                <w:tab w:val="left" w:pos="601"/>
-              </w:tabs>
               <w:kinsoku/>
               <w:wordWrap/>
               <w:overflowPunct/>
@@ -11372,72 +10607,7 @@
                 <w:szCs w:val="24"/>
               </w:rPr>
               <w:t>必须遵守适用的国标、国家或当地法规进行废弃。</w:t>
-            </w:r>
-          </w:p>
-        </w:tc>
-      </w:tr>
-      <w:tr>
-        <w:tblPrEx>
-          <w:tblBorders>
-            <w:top w:val="single" w:color="auto" w:sz="4" w:space="0"/>
-            <w:left w:val="single" w:color="auto" w:sz="4" w:space="0"/>
-            <w:bottom w:val="single" w:color="auto" w:sz="4" w:space="0"/>
-            <w:right w:val="single" w:color="auto" w:sz="4" w:space="0"/>
-            <w:insideH w:val="none" w:color="auto" w:sz="0" w:space="0"/>
-            <w:insideV w:val="none" w:color="auto" w:sz="0" w:space="0"/>
-          </w:tblBorders>
-          <w:tblCellMar>
-            <w:top w:w="0" w:type="dxa"/>
-            <w:left w:w="108" w:type="dxa"/>
-            <w:bottom w:w="0" w:type="dxa"/>
-            <w:right w:w="108" w:type="dxa"/>
-          </w:tblCellMar>
-        </w:tblPrEx>
-        <w:trPr>
-          <w:trHeight w:val="283" w:hRule="atLeast"/>
-        </w:trPr>
-        <w:tc>
-          <w:tcPr>
-            <w:tcW w:w="9781" w:type="dxa"/>
-            <w:gridSpan w:val="2"/>
-            <w:tcBorders>
-              <w:top w:val="single" w:color="auto" w:sz="4" w:space="0"/>
-              <w:bottom w:val="dotted" w:color="auto" w:sz="4" w:space="0"/>
-            </w:tcBorders>
-            <w:vAlign w:val="center"/>
-          </w:tcPr>
-          <w:p>
-            <w:pPr>
-              <w:keepNext w:val="0"/>
-              <w:keepLines w:val="0"/>
-              <w:pageBreakBefore w:val="0"/>
-              <w:widowControl w:val="0"/>
-              <w:kinsoku/>
-              <w:wordWrap/>
-              <w:overflowPunct/>
-              <w:topLinePunct w:val="0"/>
-              <w:autoSpaceDE/>
-              <w:autoSpaceDN/>
-              <w:bidi w:val="0"/>
-              <w:adjustRightInd/>
-              <w:snapToGrid/>
-              <w:spacing w:beforeLines="20" w:afterLines="20" w:line="240" w:lineRule="atLeast"/>
-              <w:ind w:left="34"/>
-              <w:jc w:val="left"/>
-              <w:textAlignment w:val="auto"/>
-              <w:rPr>
-                <w:rFonts w:hint="eastAsia" w:hAnsi="Arial"/>
-                <w:sz w:val="24"/>
-              </w:rPr>
-            </w:pPr>
-            <w:r>
-              <w:rPr>
-                <w:rFonts w:hint="eastAsia" w:hAnsi="Arial" w:eastAsia="宋体"/>
-                <w:b w:val="0"/>
-                <w:bCs w:val="0"/>
-                <w:sz w:val="24"/>
-                <w:szCs w:val="24"/>
-              </w:rPr>
+              <w:br/>
               <w:t>在欧盟领域内废弃，应根据欧洲废弃物分类（EWC）的适当法规。</w:t>
             </w:r>
           </w:p>
@@ -11479,9 +10649,6 @@
               <w:keepLines w:val="0"/>
               <w:pageBreakBefore w:val="0"/>
               <w:widowControl w:val="0"/>
-              <w:tabs>
-                <w:tab w:val="left" w:pos="3275"/>
-              </w:tabs>
               <w:kinsoku/>
               <w:wordWrap/>
               <w:overflowPunct/>
@@ -11716,9 +10883,6 @@
                 <w:ilvl w:val="1"/>
                 <w:numId w:val="0"/>
               </w:numPr>
-              <w:tabs>
-                <w:tab w:val="left" w:pos="601"/>
-              </w:tabs>
               <w:kinsoku/>
               <w:wordWrap/>
               <w:overflowPunct/>
@@ -11855,9 +11019,6 @@
                 <w:ilvl w:val="1"/>
                 <w:numId w:val="0"/>
               </w:numPr>
-              <w:tabs>
-                <w:tab w:val="left" w:pos="601"/>
-              </w:tabs>
               <w:kinsoku/>
               <w:wordWrap/>
               <w:overflowPunct/>
@@ -11995,9 +11156,6 @@
                 <w:ilvl w:val="1"/>
                 <w:numId w:val="0"/>
               </w:numPr>
-              <w:tabs>
-                <w:tab w:val="left" w:pos="601"/>
-              </w:tabs>
               <w:kinsoku/>
               <w:wordWrap/>
               <w:overflowPunct/>
@@ -12135,9 +11293,6 @@
                 <w:ilvl w:val="1"/>
                 <w:numId w:val="0"/>
               </w:numPr>
-              <w:tabs>
-                <w:tab w:val="left" w:pos="601"/>
-              </w:tabs>
               <w:kinsoku/>
               <w:wordWrap/>
               <w:overflowPunct/>
